--- a/docs/qms/evidence-2026/QMS_Word/records__releases__2026-10-06_v1.4.0.docx
+++ b/docs/qms/evidence-2026/QMS_Word/records__releases__2026-10-06_v1.4.0.docx
@@ -50,27 +50,17 @@
       </w:r>
       <w:r>
         <w:rPr/>
-        <w:t xml:space="preserve"> from the evidence that exists. Nothing below is back-dated: where a check was not performed at release time it says so, and where a result comes from a later run the run date is given. </w:t>
-      </w:r>
-      <w:r>
-        <w:rPr>
-          <w:rStyle w:val="Strong"/>
-        </w:rPr>
-        <w:t>Sections 4 and 5 are left for the authoriser</w:t>
-      </w:r>
-      <w:r>
-        <w:rPr/>
-        <w:t xml:space="preserve"> — approval is a human act (</w:t>
+        <w:t xml:space="preserve"> from the evidence that exists. Nothing below is back-dated: where a check was not performed at release time it says so, and where a result comes from a later run the run date is given. Sections 4 and 5 were completed on 2026-10-07 with the authoriser's approval (</w:t>
       </w:r>
       <w:r>
         <w:rPr>
           <w:rStyle w:val="SourceText"/>
         </w:rPr>
-        <w:t>SOP-01</w:t>
+        <w:t>records/approvals/2026-10-07_AR-2026-001_document_approval.md</w:t>
       </w:r>
       <w:r>
         <w:rPr/>
-        <w:t xml:space="preserve"> §6). Note that the application code was </w:t>
+        <w:t xml:space="preserve">). Note that the application code was </w:t>
       </w:r>
       <w:r>
         <w:rPr>
@@ -97,20 +87,20 @@
     </w:p>
     <w:tbl>
       <w:tblPr>
-        <w:tblW w:w="11339" w:type="dxa"/>
+        <w:tblW w:w="5000" w:type="pct"/>
         <w:jc w:val="left"/>
-        <w:tblInd w:w="0" w:type="dxa"/>
+        <w:tblInd w:w="-7" w:type="dxa"/>
         <w:tblLayout w:type="fixed"/>
         <w:tblCellMar>
-          <w:top w:w="28" w:type="dxa"/>
-          <w:left w:w="28" w:type="dxa"/>
-          <w:bottom w:w="28" w:type="dxa"/>
-          <w:right w:w="28" w:type="dxa"/>
+          <w:top w:w="60" w:type="dxa"/>
+          <w:left w:w="60" w:type="dxa"/>
+          <w:bottom w:w="60" w:type="dxa"/>
+          <w:right w:w="60" w:type="dxa"/>
         </w:tblCellMar>
       </w:tblPr>
       <w:tblGrid>
-        <w:gridCol w:w="3018"/>
-        <w:gridCol w:w="8321"/>
+        <w:gridCol w:w="3039"/>
+        <w:gridCol w:w="8300"/>
       </w:tblGrid>
       <w:tr>
         <w:trPr>
@@ -118,44 +108,60 @@
         </w:trPr>
         <w:tc>
           <w:tcPr>
-            <w:tcW w:w="3018" w:type="dxa"/>
-            <w:tcBorders/>
+            <w:tcW w:w="3039" w:type="dxa"/>
+            <w:tcBorders>
+              <w:top w:val="single" w:sz="6" w:space="0" w:color="BFC7D5"/>
+              <w:left w:val="single" w:sz="6" w:space="0" w:color="BFC7D5"/>
+              <w:bottom w:val="single" w:sz="2" w:space="0" w:color="BFC7D5"/>
+              <w:right w:val="single" w:sz="6" w:space="0" w:color="BFC7D5"/>
+            </w:tcBorders>
+            <w:shd w:fill="1F3A5F" w:val="clear"/>
             <w:vAlign w:val="center"/>
           </w:tcPr>
           <w:p>
             <w:pPr>
               <w:pStyle w:val="TableHeading"/>
-              <w:suppressLineNumbers/>
-              <w:shd w:fill="1F3A5F" w:val="clear"/>
-              <w:bidi w:val="0"/>
-              <w:spacing w:before="0" w:after="283"/>
-              <w:jc w:val="center"/>
-              <w:rPr/>
-            </w:pPr>
-            <w:r>
-              <w:rPr/>
+              <w:bidi w:val="0"/>
+              <w:spacing w:before="0" w:after="283"/>
+              <w:jc w:val="left"/>
+              <w:rPr>
+                <w:color w:val="FFFFFF"/>
+              </w:rPr>
+            </w:pPr>
+            <w:r>
+              <w:rPr>
+                <w:color w:val="FFFFFF"/>
+              </w:rPr>
               <w:t>Field</w:t>
             </w:r>
           </w:p>
         </w:tc>
         <w:tc>
           <w:tcPr>
-            <w:tcW w:w="8321" w:type="dxa"/>
-            <w:tcBorders/>
+            <w:tcW w:w="8300" w:type="dxa"/>
+            <w:tcBorders>
+              <w:top w:val="single" w:sz="6" w:space="0" w:color="BFC7D5"/>
+              <w:left w:val="single" w:sz="2" w:space="0" w:color="BFC7D5"/>
+              <w:bottom w:val="single" w:sz="2" w:space="0" w:color="BFC7D5"/>
+              <w:right w:val="single" w:sz="6" w:space="0" w:color="BFC7D5"/>
+            </w:tcBorders>
+            <w:shd w:fill="1F3A5F" w:val="clear"/>
             <w:vAlign w:val="center"/>
           </w:tcPr>
           <w:p>
             <w:pPr>
               <w:pStyle w:val="TableHeading"/>
-              <w:suppressLineNumbers/>
-              <w:shd w:fill="1F3A5F" w:val="clear"/>
-              <w:bidi w:val="0"/>
-              <w:spacing w:before="0" w:after="283"/>
-              <w:jc w:val="center"/>
-              <w:rPr/>
-            </w:pPr>
-            <w:r>
-              <w:rPr/>
+              <w:bidi w:val="0"/>
+              <w:spacing w:before="0" w:after="283"/>
+              <w:jc w:val="left"/>
+              <w:rPr>
+                <w:color w:val="FFFFFF"/>
+              </w:rPr>
+            </w:pPr>
+            <w:r>
+              <w:rPr>
+                <w:color w:val="FFFFFF"/>
+              </w:rPr>
               <w:t>Entry</w:t>
             </w:r>
           </w:p>
@@ -165,8 +171,12 @@
         <w:trPr/>
         <w:tc>
           <w:tcPr>
-            <w:tcW w:w="3018" w:type="dxa"/>
-            <w:tcBorders/>
+            <w:tcW w:w="3039" w:type="dxa"/>
+            <w:tcBorders>
+              <w:left w:val="single" w:sz="6" w:space="0" w:color="BFC7D5"/>
+              <w:bottom w:val="single" w:sz="2" w:space="0" w:color="BFC7D5"/>
+              <w:right w:val="single" w:sz="6" w:space="0" w:color="BFC7D5"/>
+            </w:tcBorders>
             <w:vAlign w:val="center"/>
           </w:tcPr>
           <w:p>
@@ -185,8 +195,12 @@
         </w:tc>
         <w:tc>
           <w:tcPr>
-            <w:tcW w:w="8321" w:type="dxa"/>
-            <w:tcBorders/>
+            <w:tcW w:w="8300" w:type="dxa"/>
+            <w:tcBorders>
+              <w:left w:val="single" w:sz="2" w:space="0" w:color="BFC7D5"/>
+              <w:bottom w:val="single" w:sz="2" w:space="0" w:color="BFC7D5"/>
+              <w:right w:val="single" w:sz="6" w:space="0" w:color="BFC7D5"/>
+            </w:tcBorders>
             <w:vAlign w:val="center"/>
           </w:tcPr>
           <w:p>
@@ -234,8 +248,12 @@
         <w:trPr/>
         <w:tc>
           <w:tcPr>
-            <w:tcW w:w="3018" w:type="dxa"/>
-            <w:tcBorders/>
+            <w:tcW w:w="3039" w:type="dxa"/>
+            <w:tcBorders>
+              <w:left w:val="single" w:sz="6" w:space="0" w:color="BFC7D5"/>
+              <w:bottom w:val="single" w:sz="2" w:space="0" w:color="BFC7D5"/>
+              <w:right w:val="single" w:sz="6" w:space="0" w:color="BFC7D5"/>
+            </w:tcBorders>
             <w:vAlign w:val="center"/>
           </w:tcPr>
           <w:p>
@@ -254,8 +272,12 @@
         </w:tc>
         <w:tc>
           <w:tcPr>
-            <w:tcW w:w="8321" w:type="dxa"/>
-            <w:tcBorders/>
+            <w:tcW w:w="8300" w:type="dxa"/>
+            <w:tcBorders>
+              <w:left w:val="single" w:sz="2" w:space="0" w:color="BFC7D5"/>
+              <w:bottom w:val="single" w:sz="2" w:space="0" w:color="BFC7D5"/>
+              <w:right w:val="single" w:sz="6" w:space="0" w:color="BFC7D5"/>
+            </w:tcBorders>
             <w:vAlign w:val="center"/>
           </w:tcPr>
           <w:p>
@@ -277,8 +299,12 @@
         <w:trPr/>
         <w:tc>
           <w:tcPr>
-            <w:tcW w:w="3018" w:type="dxa"/>
-            <w:tcBorders/>
+            <w:tcW w:w="3039" w:type="dxa"/>
+            <w:tcBorders>
+              <w:left w:val="single" w:sz="6" w:space="0" w:color="BFC7D5"/>
+              <w:bottom w:val="single" w:sz="2" w:space="0" w:color="BFC7D5"/>
+              <w:right w:val="single" w:sz="6" w:space="0" w:color="BFC7D5"/>
+            </w:tcBorders>
             <w:vAlign w:val="center"/>
           </w:tcPr>
           <w:p>
@@ -297,8 +323,12 @@
         </w:tc>
         <w:tc>
           <w:tcPr>
-            <w:tcW w:w="8321" w:type="dxa"/>
-            <w:tcBorders/>
+            <w:tcW w:w="8300" w:type="dxa"/>
+            <w:tcBorders>
+              <w:left w:val="single" w:sz="2" w:space="0" w:color="BFC7D5"/>
+              <w:bottom w:val="single" w:sz="2" w:space="0" w:color="BFC7D5"/>
+              <w:right w:val="single" w:sz="6" w:space="0" w:color="BFC7D5"/>
+            </w:tcBorders>
             <w:vAlign w:val="center"/>
           </w:tcPr>
           <w:p>
@@ -322,8 +352,12 @@
         <w:trPr/>
         <w:tc>
           <w:tcPr>
-            <w:tcW w:w="3018" w:type="dxa"/>
-            <w:tcBorders/>
+            <w:tcW w:w="3039" w:type="dxa"/>
+            <w:tcBorders>
+              <w:left w:val="single" w:sz="6" w:space="0" w:color="BFC7D5"/>
+              <w:bottom w:val="single" w:sz="2" w:space="0" w:color="BFC7D5"/>
+              <w:right w:val="single" w:sz="6" w:space="0" w:color="BFC7D5"/>
+            </w:tcBorders>
             <w:vAlign w:val="center"/>
           </w:tcPr>
           <w:p>
@@ -352,8 +386,12 @@
         </w:tc>
         <w:tc>
           <w:tcPr>
-            <w:tcW w:w="8321" w:type="dxa"/>
-            <w:tcBorders/>
+            <w:tcW w:w="8300" w:type="dxa"/>
+            <w:tcBorders>
+              <w:left w:val="single" w:sz="2" w:space="0" w:color="BFC7D5"/>
+              <w:bottom w:val="single" w:sz="2" w:space="0" w:color="BFC7D5"/>
+              <w:right w:val="single" w:sz="6" w:space="0" w:color="BFC7D5"/>
+            </w:tcBorders>
             <w:vAlign w:val="center"/>
           </w:tcPr>
           <w:p>
@@ -391,8 +429,12 @@
         <w:trPr/>
         <w:tc>
           <w:tcPr>
-            <w:tcW w:w="3018" w:type="dxa"/>
-            <w:tcBorders/>
+            <w:tcW w:w="3039" w:type="dxa"/>
+            <w:tcBorders>
+              <w:left w:val="single" w:sz="6" w:space="0" w:color="BFC7D5"/>
+              <w:bottom w:val="single" w:sz="2" w:space="0" w:color="BFC7D5"/>
+              <w:right w:val="single" w:sz="6" w:space="0" w:color="BFC7D5"/>
+            </w:tcBorders>
             <w:vAlign w:val="center"/>
           </w:tcPr>
           <w:p>
@@ -411,27 +453,25 @@
         </w:tc>
         <w:tc>
           <w:tcPr>
-            <w:tcW w:w="8321" w:type="dxa"/>
-            <w:tcBorders/>
-            <w:vAlign w:val="center"/>
-          </w:tcPr>
-          <w:p>
-            <w:pPr>
-              <w:pStyle w:val="TableContents"/>
-              <w:bidi w:val="0"/>
-              <w:spacing w:before="0" w:after="283"/>
-              <w:jc w:val="left"/>
-              <w:rPr/>
-            </w:pPr>
-            <w:r>
-              <w:rPr>
-                <w:rStyle w:val="SourceText"/>
-              </w:rPr>
-              <w:t>________________</w:t>
-            </w:r>
-            <w:r>
-              <w:rPr/>
-              <w:t xml:space="preserve"> (drafted 2026-10-06 from the git record and the running system)</w:t>
+            <w:tcW w:w="8300" w:type="dxa"/>
+            <w:tcBorders>
+              <w:left w:val="single" w:sz="2" w:space="0" w:color="BFC7D5"/>
+              <w:bottom w:val="single" w:sz="2" w:space="0" w:color="BFC7D5"/>
+              <w:right w:val="single" w:sz="6" w:space="0" w:color="BFC7D5"/>
+            </w:tcBorders>
+            <w:vAlign w:val="center"/>
+          </w:tcPr>
+          <w:p>
+            <w:pPr>
+              <w:pStyle w:val="TableContents"/>
+              <w:bidi w:val="0"/>
+              <w:spacing w:before="0" w:after="283"/>
+              <w:jc w:val="left"/>
+              <w:rPr/>
+            </w:pPr>
+            <w:r>
+              <w:rPr/>
+              <w:t>Richard Watson Stephen Amudha (Lead Engineer) (drafted 2026-10-06 from the git record and the running system)</w:t>
             </w:r>
           </w:p>
         </w:tc>
@@ -440,8 +480,12 @@
         <w:trPr/>
         <w:tc>
           <w:tcPr>
-            <w:tcW w:w="3018" w:type="dxa"/>
-            <w:tcBorders/>
+            <w:tcW w:w="3039" w:type="dxa"/>
+            <w:tcBorders>
+              <w:left w:val="single" w:sz="6" w:space="0" w:color="BFC7D5"/>
+              <w:bottom w:val="single" w:sz="6" w:space="0" w:color="BFC7D5"/>
+              <w:right w:val="single" w:sz="6" w:space="0" w:color="BFC7D5"/>
+            </w:tcBorders>
             <w:vAlign w:val="center"/>
           </w:tcPr>
           <w:p>
@@ -460,8 +504,12 @@
         </w:tc>
         <w:tc>
           <w:tcPr>
-            <w:tcW w:w="8321" w:type="dxa"/>
-            <w:tcBorders/>
+            <w:tcW w:w="8300" w:type="dxa"/>
+            <w:tcBorders>
+              <w:left w:val="single" w:sz="2" w:space="0" w:color="BFC7D5"/>
+              <w:bottom w:val="single" w:sz="6" w:space="0" w:color="BFC7D5"/>
+              <w:right w:val="single" w:sz="6" w:space="0" w:color="BFC7D5"/>
+            </w:tcBorders>
             <w:vAlign w:val="center"/>
           </w:tcPr>
           <w:p>
@@ -494,21 +542,21 @@
     </w:p>
     <w:tbl>
       <w:tblPr>
-        <w:tblW w:w="11339" w:type="dxa"/>
+        <w:tblW w:w="5000" w:type="pct"/>
         <w:jc w:val="left"/>
-        <w:tblInd w:w="0" w:type="dxa"/>
+        <w:tblInd w:w="-7" w:type="dxa"/>
         <w:tblLayout w:type="fixed"/>
         <w:tblCellMar>
-          <w:top w:w="28" w:type="dxa"/>
-          <w:left w:w="28" w:type="dxa"/>
-          <w:bottom w:w="28" w:type="dxa"/>
-          <w:right w:w="28" w:type="dxa"/>
+          <w:top w:w="60" w:type="dxa"/>
+          <w:left w:w="60" w:type="dxa"/>
+          <w:bottom w:w="60" w:type="dxa"/>
+          <w:right w:w="60" w:type="dxa"/>
         </w:tblCellMar>
       </w:tblPr>
       <w:tblGrid>
-        <w:gridCol w:w="1410"/>
-        <w:gridCol w:w="7789"/>
-        <w:gridCol w:w="2140"/>
+        <w:gridCol w:w="1439"/>
+        <w:gridCol w:w="7763"/>
+        <w:gridCol w:w="2137"/>
       </w:tblGrid>
       <w:tr>
         <w:trPr>
@@ -516,66 +564,90 @@
         </w:trPr>
         <w:tc>
           <w:tcPr>
-            <w:tcW w:w="1410" w:type="dxa"/>
-            <w:tcBorders/>
+            <w:tcW w:w="1439" w:type="dxa"/>
+            <w:tcBorders>
+              <w:top w:val="single" w:sz="6" w:space="0" w:color="BFC7D5"/>
+              <w:left w:val="single" w:sz="6" w:space="0" w:color="BFC7D5"/>
+              <w:bottom w:val="single" w:sz="2" w:space="0" w:color="BFC7D5"/>
+              <w:right w:val="single" w:sz="6" w:space="0" w:color="BFC7D5"/>
+            </w:tcBorders>
+            <w:shd w:fill="1F3A5F" w:val="clear"/>
             <w:vAlign w:val="center"/>
           </w:tcPr>
           <w:p>
             <w:pPr>
               <w:pStyle w:val="TableHeading"/>
-              <w:suppressLineNumbers/>
-              <w:shd w:fill="1F3A5F" w:val="clear"/>
-              <w:bidi w:val="0"/>
-              <w:spacing w:before="0" w:after="283"/>
-              <w:jc w:val="center"/>
-              <w:rPr/>
-            </w:pPr>
-            <w:r>
-              <w:rPr/>
+              <w:bidi w:val="0"/>
+              <w:spacing w:before="0" w:after="283"/>
+              <w:jc w:val="left"/>
+              <w:rPr>
+                <w:color w:val="FFFFFF"/>
+              </w:rPr>
+            </w:pPr>
+            <w:r>
+              <w:rPr>
+                <w:color w:val="FFFFFF"/>
+              </w:rPr>
               <w:t>Component</w:t>
             </w:r>
           </w:p>
         </w:tc>
         <w:tc>
           <w:tcPr>
-            <w:tcW w:w="7789" w:type="dxa"/>
-            <w:tcBorders/>
+            <w:tcW w:w="7763" w:type="dxa"/>
+            <w:tcBorders>
+              <w:top w:val="single" w:sz="6" w:space="0" w:color="BFC7D5"/>
+              <w:left w:val="single" w:sz="2" w:space="0" w:color="BFC7D5"/>
+              <w:bottom w:val="single" w:sz="2" w:space="0" w:color="BFC7D5"/>
+              <w:right w:val="single" w:sz="6" w:space="0" w:color="BFC7D5"/>
+            </w:tcBorders>
+            <w:shd w:fill="1F3A5F" w:val="clear"/>
             <w:vAlign w:val="center"/>
           </w:tcPr>
           <w:p>
             <w:pPr>
               <w:pStyle w:val="TableHeading"/>
-              <w:suppressLineNumbers/>
-              <w:shd w:fill="1F3A5F" w:val="clear"/>
-              <w:bidi w:val="0"/>
-              <w:spacing w:before="0" w:after="283"/>
-              <w:jc w:val="center"/>
-              <w:rPr/>
-            </w:pPr>
-            <w:r>
-              <w:rPr/>
+              <w:bidi w:val="0"/>
+              <w:spacing w:before="0" w:after="283"/>
+              <w:jc w:val="left"/>
+              <w:rPr>
+                <w:color w:val="FFFFFF"/>
+              </w:rPr>
+            </w:pPr>
+            <w:r>
+              <w:rPr>
+                <w:color w:val="FFFFFF"/>
+              </w:rPr>
               <w:t>Image / artefact</w:t>
             </w:r>
           </w:p>
         </w:tc>
         <w:tc>
           <w:tcPr>
-            <w:tcW w:w="2140" w:type="dxa"/>
-            <w:tcBorders/>
+            <w:tcW w:w="2137" w:type="dxa"/>
+            <w:tcBorders>
+              <w:top w:val="single" w:sz="6" w:space="0" w:color="BFC7D5"/>
+              <w:left w:val="single" w:sz="2" w:space="0" w:color="BFC7D5"/>
+              <w:bottom w:val="single" w:sz="2" w:space="0" w:color="BFC7D5"/>
+              <w:right w:val="single" w:sz="6" w:space="0" w:color="BFC7D5"/>
+            </w:tcBorders>
+            <w:shd w:fill="1F3A5F" w:val="clear"/>
             <w:vAlign w:val="center"/>
           </w:tcPr>
           <w:p>
             <w:pPr>
               <w:pStyle w:val="TableHeading"/>
-              <w:suppressLineNumbers/>
-              <w:shd w:fill="1F3A5F" w:val="clear"/>
-              <w:bidi w:val="0"/>
-              <w:spacing w:before="0" w:after="283"/>
-              <w:jc w:val="center"/>
-              <w:rPr/>
-            </w:pPr>
-            <w:r>
-              <w:rPr/>
+              <w:bidi w:val="0"/>
+              <w:spacing w:before="0" w:after="283"/>
+              <w:jc w:val="left"/>
+              <w:rPr>
+                <w:color w:val="FFFFFF"/>
+              </w:rPr>
+            </w:pPr>
+            <w:r>
+              <w:rPr>
+                <w:color w:val="FFFFFF"/>
+              </w:rPr>
               <w:t>Tag or digest</w:t>
             </w:r>
           </w:p>
@@ -585,8 +657,12 @@
         <w:trPr/>
         <w:tc>
           <w:tcPr>
-            <w:tcW w:w="1410" w:type="dxa"/>
-            <w:tcBorders/>
+            <w:tcW w:w="1439" w:type="dxa"/>
+            <w:tcBorders>
+              <w:left w:val="single" w:sz="6" w:space="0" w:color="BFC7D5"/>
+              <w:bottom w:val="single" w:sz="2" w:space="0" w:color="BFC7D5"/>
+              <w:right w:val="single" w:sz="6" w:space="0" w:color="BFC7D5"/>
+            </w:tcBorders>
             <w:vAlign w:val="center"/>
           </w:tcPr>
           <w:p>
@@ -605,8 +681,12 @@
         </w:tc>
         <w:tc>
           <w:tcPr>
-            <w:tcW w:w="7789" w:type="dxa"/>
-            <w:tcBorders/>
+            <w:tcW w:w="7763" w:type="dxa"/>
+            <w:tcBorders>
+              <w:left w:val="single" w:sz="2" w:space="0" w:color="BFC7D5"/>
+              <w:bottom w:val="single" w:sz="2" w:space="0" w:color="BFC7D5"/>
+              <w:right w:val="single" w:sz="6" w:space="0" w:color="BFC7D5"/>
+            </w:tcBorders>
             <w:vAlign w:val="center"/>
           </w:tcPr>
           <w:p>
@@ -641,8 +721,12 @@
         </w:tc>
         <w:tc>
           <w:tcPr>
-            <w:tcW w:w="2140" w:type="dxa"/>
-            <w:tcBorders/>
+            <w:tcW w:w="2137" w:type="dxa"/>
+            <w:tcBorders>
+              <w:left w:val="single" w:sz="2" w:space="0" w:color="BFC7D5"/>
+              <w:bottom w:val="single" w:sz="2" w:space="0" w:color="BFC7D5"/>
+              <w:right w:val="single" w:sz="6" w:space="0" w:color="BFC7D5"/>
+            </w:tcBorders>
             <w:vAlign w:val="center"/>
           </w:tcPr>
           <w:p>
@@ -666,8 +750,12 @@
         <w:trPr/>
         <w:tc>
           <w:tcPr>
-            <w:tcW w:w="1410" w:type="dxa"/>
-            <w:tcBorders/>
+            <w:tcW w:w="1439" w:type="dxa"/>
+            <w:tcBorders>
+              <w:left w:val="single" w:sz="6" w:space="0" w:color="BFC7D5"/>
+              <w:bottom w:val="single" w:sz="2" w:space="0" w:color="BFC7D5"/>
+              <w:right w:val="single" w:sz="6" w:space="0" w:color="BFC7D5"/>
+            </w:tcBorders>
             <w:vAlign w:val="center"/>
           </w:tcPr>
           <w:p>
@@ -686,8 +774,12 @@
         </w:tc>
         <w:tc>
           <w:tcPr>
-            <w:tcW w:w="7789" w:type="dxa"/>
-            <w:tcBorders/>
+            <w:tcW w:w="7763" w:type="dxa"/>
+            <w:tcBorders>
+              <w:left w:val="single" w:sz="2" w:space="0" w:color="BFC7D5"/>
+              <w:bottom w:val="single" w:sz="2" w:space="0" w:color="BFC7D5"/>
+              <w:right w:val="single" w:sz="6" w:space="0" w:color="BFC7D5"/>
+            </w:tcBorders>
             <w:vAlign w:val="center"/>
           </w:tcPr>
           <w:p>
@@ -724,8 +816,12 @@
         </w:tc>
         <w:tc>
           <w:tcPr>
-            <w:tcW w:w="2140" w:type="dxa"/>
-            <w:tcBorders/>
+            <w:tcW w:w="2137" w:type="dxa"/>
+            <w:tcBorders>
+              <w:left w:val="single" w:sz="2" w:space="0" w:color="BFC7D5"/>
+              <w:bottom w:val="single" w:sz="2" w:space="0" w:color="BFC7D5"/>
+              <w:right w:val="single" w:sz="6" w:space="0" w:color="BFC7D5"/>
+            </w:tcBorders>
             <w:vAlign w:val="center"/>
           </w:tcPr>
           <w:p>
@@ -749,8 +845,12 @@
         <w:trPr/>
         <w:tc>
           <w:tcPr>
-            <w:tcW w:w="1410" w:type="dxa"/>
-            <w:tcBorders/>
+            <w:tcW w:w="1439" w:type="dxa"/>
+            <w:tcBorders>
+              <w:left w:val="single" w:sz="6" w:space="0" w:color="BFC7D5"/>
+              <w:bottom w:val="single" w:sz="2" w:space="0" w:color="BFC7D5"/>
+              <w:right w:val="single" w:sz="6" w:space="0" w:color="BFC7D5"/>
+            </w:tcBorders>
             <w:vAlign w:val="center"/>
           </w:tcPr>
           <w:p>
@@ -769,8 +869,12 @@
         </w:tc>
         <w:tc>
           <w:tcPr>
-            <w:tcW w:w="7789" w:type="dxa"/>
-            <w:tcBorders/>
+            <w:tcW w:w="7763" w:type="dxa"/>
+            <w:tcBorders>
+              <w:left w:val="single" w:sz="2" w:space="0" w:color="BFC7D5"/>
+              <w:bottom w:val="single" w:sz="2" w:space="0" w:color="BFC7D5"/>
+              <w:right w:val="single" w:sz="6" w:space="0" w:color="BFC7D5"/>
+            </w:tcBorders>
             <w:vAlign w:val="center"/>
           </w:tcPr>
           <w:p>
@@ -805,8 +909,12 @@
         </w:tc>
         <w:tc>
           <w:tcPr>
-            <w:tcW w:w="2140" w:type="dxa"/>
-            <w:tcBorders/>
+            <w:tcW w:w="2137" w:type="dxa"/>
+            <w:tcBorders>
+              <w:left w:val="single" w:sz="2" w:space="0" w:color="BFC7D5"/>
+              <w:bottom w:val="single" w:sz="2" w:space="0" w:color="BFC7D5"/>
+              <w:right w:val="single" w:sz="6" w:space="0" w:color="BFC7D5"/>
+            </w:tcBorders>
             <w:vAlign w:val="center"/>
           </w:tcPr>
           <w:p>
@@ -830,8 +938,12 @@
         <w:trPr/>
         <w:tc>
           <w:tcPr>
-            <w:tcW w:w="1410" w:type="dxa"/>
-            <w:tcBorders/>
+            <w:tcW w:w="1439" w:type="dxa"/>
+            <w:tcBorders>
+              <w:left w:val="single" w:sz="6" w:space="0" w:color="BFC7D5"/>
+              <w:bottom w:val="single" w:sz="2" w:space="0" w:color="BFC7D5"/>
+              <w:right w:val="single" w:sz="6" w:space="0" w:color="BFC7D5"/>
+            </w:tcBorders>
             <w:vAlign w:val="center"/>
           </w:tcPr>
           <w:p>
@@ -850,8 +962,12 @@
         </w:tc>
         <w:tc>
           <w:tcPr>
-            <w:tcW w:w="7789" w:type="dxa"/>
-            <w:tcBorders/>
+            <w:tcW w:w="7763" w:type="dxa"/>
+            <w:tcBorders>
+              <w:left w:val="single" w:sz="2" w:space="0" w:color="BFC7D5"/>
+              <w:bottom w:val="single" w:sz="2" w:space="0" w:color="BFC7D5"/>
+              <w:right w:val="single" w:sz="6" w:space="0" w:color="BFC7D5"/>
+            </w:tcBorders>
             <w:vAlign w:val="center"/>
           </w:tcPr>
           <w:p>
@@ -876,8 +992,12 @@
         </w:tc>
         <w:tc>
           <w:tcPr>
-            <w:tcW w:w="2140" w:type="dxa"/>
-            <w:tcBorders/>
+            <w:tcW w:w="2137" w:type="dxa"/>
+            <w:tcBorders>
+              <w:left w:val="single" w:sz="2" w:space="0" w:color="BFC7D5"/>
+              <w:bottom w:val="single" w:sz="2" w:space="0" w:color="BFC7D5"/>
+              <w:right w:val="single" w:sz="6" w:space="0" w:color="BFC7D5"/>
+            </w:tcBorders>
             <w:vAlign w:val="center"/>
           </w:tcPr>
           <w:p>
@@ -899,8 +1019,12 @@
         <w:trPr/>
         <w:tc>
           <w:tcPr>
-            <w:tcW w:w="1410" w:type="dxa"/>
-            <w:tcBorders/>
+            <w:tcW w:w="1439" w:type="dxa"/>
+            <w:tcBorders>
+              <w:left w:val="single" w:sz="6" w:space="0" w:color="BFC7D5"/>
+              <w:bottom w:val="single" w:sz="6" w:space="0" w:color="BFC7D5"/>
+              <w:right w:val="single" w:sz="6" w:space="0" w:color="BFC7D5"/>
+            </w:tcBorders>
             <w:vAlign w:val="center"/>
           </w:tcPr>
           <w:p>
@@ -919,8 +1043,12 @@
         </w:tc>
         <w:tc>
           <w:tcPr>
-            <w:tcW w:w="7789" w:type="dxa"/>
-            <w:tcBorders/>
+            <w:tcW w:w="7763" w:type="dxa"/>
+            <w:tcBorders>
+              <w:left w:val="single" w:sz="2" w:space="0" w:color="BFC7D5"/>
+              <w:bottom w:val="single" w:sz="6" w:space="0" w:color="BFC7D5"/>
+              <w:right w:val="single" w:sz="6" w:space="0" w:color="BFC7D5"/>
+            </w:tcBorders>
             <w:vAlign w:val="center"/>
           </w:tcPr>
           <w:p>
@@ -959,8 +1087,12 @@
         </w:tc>
         <w:tc>
           <w:tcPr>
-            <w:tcW w:w="2140" w:type="dxa"/>
-            <w:tcBorders/>
+            <w:tcW w:w="2137" w:type="dxa"/>
+            <w:tcBorders>
+              <w:left w:val="single" w:sz="2" w:space="0" w:color="BFC7D5"/>
+              <w:bottom w:val="single" w:sz="6" w:space="0" w:color="BFC7D5"/>
+              <w:right w:val="single" w:sz="6" w:space="0" w:color="BFC7D5"/>
+            </w:tcBorders>
             <w:vAlign w:val="center"/>
           </w:tcPr>
           <w:p>
@@ -981,22 +1113,22 @@
     </w:tbl>
     <w:tbl>
       <w:tblPr>
-        <w:tblW w:w="11339" w:type="dxa"/>
+        <w:tblW w:w="5000" w:type="pct"/>
         <w:jc w:val="left"/>
-        <w:tblInd w:w="0" w:type="dxa"/>
+        <w:tblInd w:w="-7" w:type="dxa"/>
         <w:tblLayout w:type="fixed"/>
         <w:tblCellMar>
-          <w:top w:w="28" w:type="dxa"/>
-          <w:left w:w="28" w:type="dxa"/>
-          <w:bottom w:w="28" w:type="dxa"/>
-          <w:right w:w="28" w:type="dxa"/>
+          <w:top w:w="60" w:type="dxa"/>
+          <w:left w:w="60" w:type="dxa"/>
+          <w:bottom w:w="60" w:type="dxa"/>
+          <w:right w:w="60" w:type="dxa"/>
         </w:tblCellMar>
       </w:tblPr>
       <w:tblGrid>
-        <w:gridCol w:w="1021"/>
-        <w:gridCol w:w="6993"/>
-        <w:gridCol w:w="1394"/>
-        <w:gridCol w:w="1931"/>
+        <w:gridCol w:w="1054"/>
+        <w:gridCol w:w="6951"/>
+        <w:gridCol w:w="1418"/>
+        <w:gridCol w:w="1916"/>
       </w:tblGrid>
       <w:tr>
         <w:trPr>
@@ -1004,98 +1136,131 @@
         </w:trPr>
         <w:tc>
           <w:tcPr>
-            <w:tcW w:w="1021" w:type="dxa"/>
-            <w:tcBorders/>
+            <w:tcW w:w="1054" w:type="dxa"/>
+            <w:tcBorders>
+              <w:top w:val="single" w:sz="6" w:space="0" w:color="BFC7D5"/>
+              <w:left w:val="single" w:sz="6" w:space="0" w:color="BFC7D5"/>
+              <w:bottom w:val="single" w:sz="2" w:space="0" w:color="BFC7D5"/>
+              <w:right w:val="single" w:sz="6" w:space="0" w:color="BFC7D5"/>
+            </w:tcBorders>
+            <w:shd w:fill="1F3A5F" w:val="clear"/>
             <w:vAlign w:val="center"/>
           </w:tcPr>
           <w:p>
             <w:pPr>
               <w:pStyle w:val="TableHeading"/>
-              <w:suppressLineNumbers/>
-              <w:shd w:fill="1F3A5F" w:val="clear"/>
-              <w:bidi w:val="0"/>
-              <w:spacing w:before="0" w:after="283"/>
-              <w:jc w:val="center"/>
-              <w:rPr/>
-            </w:pPr>
-            <w:r>
-              <w:rPr/>
+              <w:bidi w:val="0"/>
+              <w:spacing w:before="0" w:after="283"/>
+              <w:jc w:val="left"/>
+              <w:rPr>
+                <w:color w:val="FFFFFF"/>
+              </w:rPr>
+            </w:pPr>
+            <w:r>
+              <w:rPr>
+                <w:color w:val="FFFFFF"/>
+              </w:rPr>
               <w:t>Model</w:t>
             </w:r>
           </w:p>
         </w:tc>
         <w:tc>
           <w:tcPr>
-            <w:tcW w:w="6993" w:type="dxa"/>
-            <w:tcBorders/>
+            <w:tcW w:w="6951" w:type="dxa"/>
+            <w:tcBorders>
+              <w:top w:val="single" w:sz="6" w:space="0" w:color="BFC7D5"/>
+              <w:left w:val="single" w:sz="2" w:space="0" w:color="BFC7D5"/>
+              <w:bottom w:val="single" w:sz="2" w:space="0" w:color="BFC7D5"/>
+              <w:right w:val="single" w:sz="6" w:space="0" w:color="BFC7D5"/>
+            </w:tcBorders>
+            <w:shd w:fill="1F3A5F" w:val="clear"/>
             <w:vAlign w:val="center"/>
           </w:tcPr>
           <w:p>
             <w:pPr>
               <w:pStyle w:val="TableHeading"/>
-              <w:suppressLineNumbers/>
-              <w:shd w:fill="1F3A5F" w:val="clear"/>
-              <w:bidi w:val="0"/>
-              <w:spacing w:before="0" w:after="283"/>
-              <w:jc w:val="center"/>
-              <w:rPr/>
-            </w:pPr>
-            <w:r>
-              <w:rPr/>
+              <w:bidi w:val="0"/>
+              <w:spacing w:before="0" w:after="283"/>
+              <w:jc w:val="left"/>
+              <w:rPr>
+                <w:color w:val="FFFFFF"/>
+              </w:rPr>
+            </w:pPr>
+            <w:r>
+              <w:rPr>
+                <w:color w:val="FFFFFF"/>
+              </w:rPr>
               <w:t>Identifier</w:t>
             </w:r>
           </w:p>
         </w:tc>
         <w:tc>
           <w:tcPr>
-            <w:tcW w:w="1394" w:type="dxa"/>
-            <w:tcBorders/>
+            <w:tcW w:w="1418" w:type="dxa"/>
+            <w:tcBorders>
+              <w:top w:val="single" w:sz="6" w:space="0" w:color="BFC7D5"/>
+              <w:left w:val="single" w:sz="2" w:space="0" w:color="BFC7D5"/>
+              <w:bottom w:val="single" w:sz="2" w:space="0" w:color="BFC7D5"/>
+              <w:right w:val="single" w:sz="6" w:space="0" w:color="BFC7D5"/>
+            </w:tcBorders>
+            <w:shd w:fill="1F3A5F" w:val="clear"/>
             <w:vAlign w:val="center"/>
           </w:tcPr>
           <w:p>
             <w:pPr>
               <w:pStyle w:val="TableHeading"/>
-              <w:suppressLineNumbers/>
-              <w:shd w:fill="1F3A5F" w:val="clear"/>
-              <w:bidi w:val="0"/>
-              <w:spacing w:before="0" w:after="283"/>
-              <w:jc w:val="center"/>
-              <w:rPr/>
-            </w:pPr>
-            <w:r>
-              <w:rPr/>
+              <w:bidi w:val="0"/>
+              <w:spacing w:before="0" w:after="283"/>
+              <w:jc w:val="left"/>
+              <w:rPr>
+                <w:color w:val="FFFFFF"/>
+              </w:rPr>
+            </w:pPr>
+            <w:r>
+              <w:rPr>
+                <w:color w:val="FFFFFF"/>
+              </w:rPr>
               <w:t>Version / revision</w:t>
             </w:r>
           </w:p>
         </w:tc>
         <w:tc>
           <w:tcPr>
-            <w:tcW w:w="1931" w:type="dxa"/>
-            <w:tcBorders/>
+            <w:tcW w:w="1916" w:type="dxa"/>
+            <w:tcBorders>
+              <w:top w:val="single" w:sz="6" w:space="0" w:color="BFC7D5"/>
+              <w:left w:val="single" w:sz="2" w:space="0" w:color="BFC7D5"/>
+              <w:bottom w:val="single" w:sz="2" w:space="0" w:color="BFC7D5"/>
+              <w:right w:val="single" w:sz="6" w:space="0" w:color="BFC7D5"/>
+            </w:tcBorders>
+            <w:shd w:fill="1F3A5F" w:val="clear"/>
             <w:vAlign w:val="center"/>
           </w:tcPr>
           <w:p>
             <w:pPr>
               <w:pStyle w:val="TableHeading"/>
-              <w:suppressLineNumbers/>
-              <w:shd w:fill="1F3A5F" w:val="clear"/>
-              <w:bidi w:val="0"/>
-              <w:spacing w:before="0" w:after="283"/>
-              <w:jc w:val="center"/>
-              <w:rPr/>
-            </w:pPr>
-            <w:r>
-              <w:rPr/>
+              <w:bidi w:val="0"/>
+              <w:spacing w:before="0" w:after="283"/>
+              <w:jc w:val="left"/>
+              <w:rPr/>
+            </w:pPr>
+            <w:r>
+              <w:rPr>
+                <w:color w:val="FFFFFF"/>
+              </w:rPr>
               <w:t>Licence checked (</w:t>
             </w:r>
             <w:r>
               <w:rPr>
                 <w:rStyle w:val="SourceText"/>
+                <w:color w:val="FFFFFF"/>
               </w:rPr>
               <w:t>FRM-04</w:t>
             </w:r>
             <w:r>
-              <w:rPr/>
+              <w:rPr>
+                <w:color w:val="FFFFFF"/>
+              </w:rPr>
               <w:t>)</w:t>
             </w:r>
           </w:p>
@@ -1105,8 +1270,12 @@
         <w:trPr/>
         <w:tc>
           <w:tcPr>
-            <w:tcW w:w="1021" w:type="dxa"/>
-            <w:tcBorders/>
+            <w:tcW w:w="1054" w:type="dxa"/>
+            <w:tcBorders>
+              <w:left w:val="single" w:sz="6" w:space="0" w:color="BFC7D5"/>
+              <w:bottom w:val="single" w:sz="2" w:space="0" w:color="BFC7D5"/>
+              <w:right w:val="single" w:sz="6" w:space="0" w:color="BFC7D5"/>
+            </w:tcBorders>
             <w:vAlign w:val="center"/>
           </w:tcPr>
           <w:p>
@@ -1125,8 +1294,12 @@
         </w:tc>
         <w:tc>
           <w:tcPr>
-            <w:tcW w:w="6993" w:type="dxa"/>
-            <w:tcBorders/>
+            <w:tcW w:w="6951" w:type="dxa"/>
+            <w:tcBorders>
+              <w:left w:val="single" w:sz="2" w:space="0" w:color="BFC7D5"/>
+              <w:bottom w:val="single" w:sz="2" w:space="0" w:color="BFC7D5"/>
+              <w:right w:val="single" w:sz="6" w:space="0" w:color="BFC7D5"/>
+            </w:tcBorders>
             <w:vAlign w:val="center"/>
           </w:tcPr>
           <w:p>
@@ -1161,8 +1334,12 @@
         </w:tc>
         <w:tc>
           <w:tcPr>
-            <w:tcW w:w="1394" w:type="dxa"/>
-            <w:tcBorders/>
+            <w:tcW w:w="1418" w:type="dxa"/>
+            <w:tcBorders>
+              <w:left w:val="single" w:sz="2" w:space="0" w:color="BFC7D5"/>
+              <w:bottom w:val="single" w:sz="2" w:space="0" w:color="BFC7D5"/>
+              <w:right w:val="single" w:sz="6" w:space="0" w:color="BFC7D5"/>
+            </w:tcBorders>
             <w:vAlign w:val="center"/>
           </w:tcPr>
           <w:p>
@@ -1181,8 +1358,12 @@
         </w:tc>
         <w:tc>
           <w:tcPr>
-            <w:tcW w:w="1931" w:type="dxa"/>
-            <w:tcBorders/>
+            <w:tcW w:w="1916" w:type="dxa"/>
+            <w:tcBorders>
+              <w:left w:val="single" w:sz="2" w:space="0" w:color="BFC7D5"/>
+              <w:bottom w:val="single" w:sz="2" w:space="0" w:color="BFC7D5"/>
+              <w:right w:val="single" w:sz="6" w:space="0" w:color="BFC7D5"/>
+            </w:tcBorders>
             <w:vAlign w:val="center"/>
           </w:tcPr>
           <w:p>
@@ -1208,8 +1389,12 @@
         <w:trPr/>
         <w:tc>
           <w:tcPr>
-            <w:tcW w:w="1021" w:type="dxa"/>
-            <w:tcBorders/>
+            <w:tcW w:w="1054" w:type="dxa"/>
+            <w:tcBorders>
+              <w:left w:val="single" w:sz="6" w:space="0" w:color="BFC7D5"/>
+              <w:bottom w:val="single" w:sz="2" w:space="0" w:color="BFC7D5"/>
+              <w:right w:val="single" w:sz="6" w:space="0" w:color="BFC7D5"/>
+            </w:tcBorders>
             <w:vAlign w:val="center"/>
           </w:tcPr>
           <w:p>
@@ -1228,8 +1413,12 @@
         </w:tc>
         <w:tc>
           <w:tcPr>
-            <w:tcW w:w="6993" w:type="dxa"/>
-            <w:tcBorders/>
+            <w:tcW w:w="6951" w:type="dxa"/>
+            <w:tcBorders>
+              <w:left w:val="single" w:sz="2" w:space="0" w:color="BFC7D5"/>
+              <w:bottom w:val="single" w:sz="2" w:space="0" w:color="BFC7D5"/>
+              <w:right w:val="single" w:sz="6" w:space="0" w:color="BFC7D5"/>
+            </w:tcBorders>
             <w:vAlign w:val="center"/>
           </w:tcPr>
           <w:p>
@@ -1254,8 +1443,12 @@
         </w:tc>
         <w:tc>
           <w:tcPr>
-            <w:tcW w:w="1394" w:type="dxa"/>
-            <w:tcBorders/>
+            <w:tcW w:w="1418" w:type="dxa"/>
+            <w:tcBorders>
+              <w:left w:val="single" w:sz="2" w:space="0" w:color="BFC7D5"/>
+              <w:bottom w:val="single" w:sz="2" w:space="0" w:color="BFC7D5"/>
+              <w:right w:val="single" w:sz="6" w:space="0" w:color="BFC7D5"/>
+            </w:tcBorders>
             <w:vAlign w:val="center"/>
           </w:tcPr>
           <w:p>
@@ -1274,8 +1467,12 @@
         </w:tc>
         <w:tc>
           <w:tcPr>
-            <w:tcW w:w="1931" w:type="dxa"/>
-            <w:tcBorders/>
+            <w:tcW w:w="1916" w:type="dxa"/>
+            <w:tcBorders>
+              <w:left w:val="single" w:sz="2" w:space="0" w:color="BFC7D5"/>
+              <w:bottom w:val="single" w:sz="2" w:space="0" w:color="BFC7D5"/>
+              <w:right w:val="single" w:sz="6" w:space="0" w:color="BFC7D5"/>
+            </w:tcBorders>
             <w:vAlign w:val="center"/>
           </w:tcPr>
           <w:p>
@@ -1301,8 +1498,12 @@
         <w:trPr/>
         <w:tc>
           <w:tcPr>
-            <w:tcW w:w="1021" w:type="dxa"/>
-            <w:tcBorders/>
+            <w:tcW w:w="1054" w:type="dxa"/>
+            <w:tcBorders>
+              <w:left w:val="single" w:sz="6" w:space="0" w:color="BFC7D5"/>
+              <w:bottom w:val="single" w:sz="2" w:space="0" w:color="BFC7D5"/>
+              <w:right w:val="single" w:sz="6" w:space="0" w:color="BFC7D5"/>
+            </w:tcBorders>
             <w:vAlign w:val="center"/>
           </w:tcPr>
           <w:p>
@@ -1321,8 +1522,12 @@
         </w:tc>
         <w:tc>
           <w:tcPr>
-            <w:tcW w:w="6993" w:type="dxa"/>
-            <w:tcBorders/>
+            <w:tcW w:w="6951" w:type="dxa"/>
+            <w:tcBorders>
+              <w:left w:val="single" w:sz="2" w:space="0" w:color="BFC7D5"/>
+              <w:bottom w:val="single" w:sz="2" w:space="0" w:color="BFC7D5"/>
+              <w:right w:val="single" w:sz="6" w:space="0" w:color="BFC7D5"/>
+            </w:tcBorders>
             <w:vAlign w:val="center"/>
           </w:tcPr>
           <w:p>
@@ -1357,8 +1562,12 @@
         </w:tc>
         <w:tc>
           <w:tcPr>
-            <w:tcW w:w="1394" w:type="dxa"/>
-            <w:tcBorders/>
+            <w:tcW w:w="1418" w:type="dxa"/>
+            <w:tcBorders>
+              <w:left w:val="single" w:sz="2" w:space="0" w:color="BFC7D5"/>
+              <w:bottom w:val="single" w:sz="2" w:space="0" w:color="BFC7D5"/>
+              <w:right w:val="single" w:sz="6" w:space="0" w:color="BFC7D5"/>
+            </w:tcBorders>
             <w:vAlign w:val="center"/>
           </w:tcPr>
           <w:p>
@@ -1377,8 +1586,12 @@
         </w:tc>
         <w:tc>
           <w:tcPr>
-            <w:tcW w:w="1931" w:type="dxa"/>
-            <w:tcBorders/>
+            <w:tcW w:w="1916" w:type="dxa"/>
+            <w:tcBorders>
+              <w:left w:val="single" w:sz="2" w:space="0" w:color="BFC7D5"/>
+              <w:bottom w:val="single" w:sz="2" w:space="0" w:color="BFC7D5"/>
+              <w:right w:val="single" w:sz="6" w:space="0" w:color="BFC7D5"/>
+            </w:tcBorders>
             <w:vAlign w:val="center"/>
           </w:tcPr>
           <w:p>
@@ -1404,8 +1617,12 @@
         <w:trPr/>
         <w:tc>
           <w:tcPr>
-            <w:tcW w:w="1021" w:type="dxa"/>
-            <w:tcBorders/>
+            <w:tcW w:w="1054" w:type="dxa"/>
+            <w:tcBorders>
+              <w:left w:val="single" w:sz="6" w:space="0" w:color="BFC7D5"/>
+              <w:bottom w:val="single" w:sz="6" w:space="0" w:color="BFC7D5"/>
+              <w:right w:val="single" w:sz="6" w:space="0" w:color="BFC7D5"/>
+            </w:tcBorders>
             <w:vAlign w:val="center"/>
           </w:tcPr>
           <w:p>
@@ -1424,8 +1641,12 @@
         </w:tc>
         <w:tc>
           <w:tcPr>
-            <w:tcW w:w="6993" w:type="dxa"/>
-            <w:tcBorders/>
+            <w:tcW w:w="6951" w:type="dxa"/>
+            <w:tcBorders>
+              <w:left w:val="single" w:sz="2" w:space="0" w:color="BFC7D5"/>
+              <w:bottom w:val="single" w:sz="6" w:space="0" w:color="BFC7D5"/>
+              <w:right w:val="single" w:sz="6" w:space="0" w:color="BFC7D5"/>
+            </w:tcBorders>
             <w:vAlign w:val="center"/>
           </w:tcPr>
           <w:p>
@@ -1454,8 +1675,12 @@
         </w:tc>
         <w:tc>
           <w:tcPr>
-            <w:tcW w:w="1394" w:type="dxa"/>
-            <w:tcBorders/>
+            <w:tcW w:w="1418" w:type="dxa"/>
+            <w:tcBorders>
+              <w:left w:val="single" w:sz="2" w:space="0" w:color="BFC7D5"/>
+              <w:bottom w:val="single" w:sz="6" w:space="0" w:color="BFC7D5"/>
+              <w:right w:val="single" w:sz="6" w:space="0" w:color="BFC7D5"/>
+            </w:tcBorders>
             <w:vAlign w:val="center"/>
           </w:tcPr>
           <w:p>
@@ -1474,8 +1699,12 @@
         </w:tc>
         <w:tc>
           <w:tcPr>
-            <w:tcW w:w="1931" w:type="dxa"/>
-            <w:tcBorders/>
+            <w:tcW w:w="1916" w:type="dxa"/>
+            <w:tcBorders>
+              <w:left w:val="single" w:sz="2" w:space="0" w:color="BFC7D5"/>
+              <w:bottom w:val="single" w:sz="6" w:space="0" w:color="BFC7D5"/>
+              <w:right w:val="single" w:sz="6" w:space="0" w:color="BFC7D5"/>
+            </w:tcBorders>
             <w:vAlign w:val="center"/>
           </w:tcPr>
           <w:p>
@@ -1512,21 +1741,21 @@
     </w:p>
     <w:tbl>
       <w:tblPr>
-        <w:tblW w:w="11339" w:type="dxa"/>
+        <w:tblW w:w="5000" w:type="pct"/>
         <w:jc w:val="left"/>
-        <w:tblInd w:w="0" w:type="dxa"/>
+        <w:tblInd w:w="-7" w:type="dxa"/>
         <w:tblLayout w:type="fixed"/>
         <w:tblCellMar>
-          <w:top w:w="28" w:type="dxa"/>
-          <w:left w:w="28" w:type="dxa"/>
-          <w:bottom w:w="28" w:type="dxa"/>
-          <w:right w:w="28" w:type="dxa"/>
+          <w:top w:w="60" w:type="dxa"/>
+          <w:left w:w="60" w:type="dxa"/>
+          <w:bottom w:w="60" w:type="dxa"/>
+          <w:right w:w="60" w:type="dxa"/>
         </w:tblCellMar>
       </w:tblPr>
       <w:tblGrid>
-        <w:gridCol w:w="2122"/>
-        <w:gridCol w:w="5954"/>
-        <w:gridCol w:w="3263"/>
+        <w:gridCol w:w="2143"/>
+        <w:gridCol w:w="5946"/>
+        <w:gridCol w:w="3250"/>
       </w:tblGrid>
       <w:tr>
         <w:trPr>
@@ -1534,76 +1763,101 @@
         </w:trPr>
         <w:tc>
           <w:tcPr>
-            <w:tcW w:w="2122" w:type="dxa"/>
-            <w:tcBorders/>
+            <w:tcW w:w="2143" w:type="dxa"/>
+            <w:tcBorders>
+              <w:top w:val="single" w:sz="6" w:space="0" w:color="BFC7D5"/>
+              <w:left w:val="single" w:sz="6" w:space="0" w:color="BFC7D5"/>
+              <w:bottom w:val="single" w:sz="2" w:space="0" w:color="BFC7D5"/>
+              <w:right w:val="single" w:sz="6" w:space="0" w:color="BFC7D5"/>
+            </w:tcBorders>
+            <w:shd w:fill="1F3A5F" w:val="clear"/>
             <w:vAlign w:val="center"/>
           </w:tcPr>
           <w:p>
             <w:pPr>
               <w:pStyle w:val="TableHeading"/>
-              <w:suppressLineNumbers/>
-              <w:shd w:fill="1F3A5F" w:val="clear"/>
-              <w:bidi w:val="0"/>
-              <w:spacing w:before="0" w:after="283"/>
-              <w:jc w:val="center"/>
-              <w:rPr/>
-            </w:pPr>
-            <w:r>
-              <w:rPr/>
+              <w:bidi w:val="0"/>
+              <w:spacing w:before="0" w:after="283"/>
+              <w:jc w:val="left"/>
+              <w:rPr/>
+            </w:pPr>
+            <w:r>
+              <w:rPr>
+                <w:color w:val="FFFFFF"/>
+              </w:rPr>
               <w:t>Change ID (</w:t>
             </w:r>
             <w:r>
               <w:rPr>
                 <w:rStyle w:val="SourceText"/>
+                <w:color w:val="FFFFFF"/>
               </w:rPr>
               <w:t>FRM-02</w:t>
             </w:r>
             <w:r>
-              <w:rPr/>
+              <w:rPr>
+                <w:color w:val="FFFFFF"/>
+              </w:rPr>
               <w:t>) or commit</w:t>
             </w:r>
           </w:p>
         </w:tc>
         <w:tc>
           <w:tcPr>
-            <w:tcW w:w="5954" w:type="dxa"/>
-            <w:tcBorders/>
+            <w:tcW w:w="5946" w:type="dxa"/>
+            <w:tcBorders>
+              <w:top w:val="single" w:sz="6" w:space="0" w:color="BFC7D5"/>
+              <w:left w:val="single" w:sz="2" w:space="0" w:color="BFC7D5"/>
+              <w:bottom w:val="single" w:sz="2" w:space="0" w:color="BFC7D5"/>
+              <w:right w:val="single" w:sz="6" w:space="0" w:color="BFC7D5"/>
+            </w:tcBorders>
+            <w:shd w:fill="1F3A5F" w:val="clear"/>
             <w:vAlign w:val="center"/>
           </w:tcPr>
           <w:p>
             <w:pPr>
               <w:pStyle w:val="TableHeading"/>
-              <w:suppressLineNumbers/>
-              <w:shd w:fill="1F3A5F" w:val="clear"/>
-              <w:bidi w:val="0"/>
-              <w:spacing w:before="0" w:after="283"/>
-              <w:jc w:val="center"/>
-              <w:rPr/>
-            </w:pPr>
-            <w:r>
-              <w:rPr/>
+              <w:bidi w:val="0"/>
+              <w:spacing w:before="0" w:after="283"/>
+              <w:jc w:val="left"/>
+              <w:rPr>
+                <w:color w:val="FFFFFF"/>
+              </w:rPr>
+            </w:pPr>
+            <w:r>
+              <w:rPr>
+                <w:color w:val="FFFFFF"/>
+              </w:rPr>
               <w:t>Description</w:t>
             </w:r>
           </w:p>
         </w:tc>
         <w:tc>
           <w:tcPr>
-            <w:tcW w:w="3263" w:type="dxa"/>
-            <w:tcBorders/>
+            <w:tcW w:w="3250" w:type="dxa"/>
+            <w:tcBorders>
+              <w:top w:val="single" w:sz="6" w:space="0" w:color="BFC7D5"/>
+              <w:left w:val="single" w:sz="2" w:space="0" w:color="BFC7D5"/>
+              <w:bottom w:val="single" w:sz="2" w:space="0" w:color="BFC7D5"/>
+              <w:right w:val="single" w:sz="6" w:space="0" w:color="BFC7D5"/>
+            </w:tcBorders>
+            <w:shd w:fill="1F3A5F" w:val="clear"/>
             <w:vAlign w:val="center"/>
           </w:tcPr>
           <w:p>
             <w:pPr>
               <w:pStyle w:val="TableHeading"/>
-              <w:suppressLineNumbers/>
-              <w:shd w:fill="1F3A5F" w:val="clear"/>
-              <w:bidi w:val="0"/>
-              <w:spacing w:before="0" w:after="283"/>
-              <w:jc w:val="center"/>
-              <w:rPr/>
-            </w:pPr>
-            <w:r>
-              <w:rPr/>
+              <w:bidi w:val="0"/>
+              <w:spacing w:before="0" w:after="283"/>
+              <w:jc w:val="left"/>
+              <w:rPr>
+                <w:color w:val="FFFFFF"/>
+              </w:rPr>
+            </w:pPr>
+            <w:r>
+              <w:rPr>
+                <w:color w:val="FFFFFF"/>
+              </w:rPr>
               <w:t>Classification</w:t>
             </w:r>
           </w:p>
@@ -1613,8 +1867,12 @@
         <w:trPr/>
         <w:tc>
           <w:tcPr>
-            <w:tcW w:w="2122" w:type="dxa"/>
-            <w:tcBorders/>
+            <w:tcW w:w="2143" w:type="dxa"/>
+            <w:tcBorders>
+              <w:left w:val="single" w:sz="6" w:space="0" w:color="BFC7D5"/>
+              <w:bottom w:val="single" w:sz="2" w:space="0" w:color="BFC7D5"/>
+              <w:right w:val="single" w:sz="6" w:space="0" w:color="BFC7D5"/>
+            </w:tcBorders>
             <w:vAlign w:val="center"/>
           </w:tcPr>
           <w:p>
@@ -1639,8 +1897,12 @@
         </w:tc>
         <w:tc>
           <w:tcPr>
-            <w:tcW w:w="5954" w:type="dxa"/>
-            <w:tcBorders/>
+            <w:tcW w:w="5946" w:type="dxa"/>
+            <w:tcBorders>
+              <w:left w:val="single" w:sz="2" w:space="0" w:color="BFC7D5"/>
+              <w:bottom w:val="single" w:sz="2" w:space="0" w:color="BFC7D5"/>
+              <w:right w:val="single" w:sz="6" w:space="0" w:color="BFC7D5"/>
+            </w:tcBorders>
             <w:vAlign w:val="center"/>
           </w:tcPr>
           <w:p>
@@ -1669,8 +1931,12 @@
         </w:tc>
         <w:tc>
           <w:tcPr>
-            <w:tcW w:w="3263" w:type="dxa"/>
-            <w:tcBorders/>
+            <w:tcW w:w="3250" w:type="dxa"/>
+            <w:tcBorders>
+              <w:left w:val="single" w:sz="2" w:space="0" w:color="BFC7D5"/>
+              <w:bottom w:val="single" w:sz="2" w:space="0" w:color="BFC7D5"/>
+              <w:right w:val="single" w:sz="6" w:space="0" w:color="BFC7D5"/>
+            </w:tcBorders>
             <w:vAlign w:val="center"/>
           </w:tcPr>
           <w:p>
@@ -1702,8 +1968,12 @@
         <w:trPr/>
         <w:tc>
           <w:tcPr>
-            <w:tcW w:w="2122" w:type="dxa"/>
-            <w:tcBorders/>
+            <w:tcW w:w="2143" w:type="dxa"/>
+            <w:tcBorders>
+              <w:left w:val="single" w:sz="6" w:space="0" w:color="BFC7D5"/>
+              <w:bottom w:val="single" w:sz="6" w:space="0" w:color="BFC7D5"/>
+              <w:right w:val="single" w:sz="6" w:space="0" w:color="BFC7D5"/>
+            </w:tcBorders>
             <w:vAlign w:val="center"/>
           </w:tcPr>
           <w:p>
@@ -1724,8 +1994,12 @@
         </w:tc>
         <w:tc>
           <w:tcPr>
-            <w:tcW w:w="5954" w:type="dxa"/>
-            <w:tcBorders/>
+            <w:tcW w:w="5946" w:type="dxa"/>
+            <w:tcBorders>
+              <w:left w:val="single" w:sz="2" w:space="0" w:color="BFC7D5"/>
+              <w:bottom w:val="single" w:sz="6" w:space="0" w:color="BFC7D5"/>
+              <w:right w:val="single" w:sz="6" w:space="0" w:color="BFC7D5"/>
+            </w:tcBorders>
             <w:vAlign w:val="center"/>
           </w:tcPr>
           <w:p>
@@ -1744,8 +2018,12 @@
         </w:tc>
         <w:tc>
           <w:tcPr>
-            <w:tcW w:w="3263" w:type="dxa"/>
-            <w:tcBorders/>
+            <w:tcW w:w="3250" w:type="dxa"/>
+            <w:tcBorders>
+              <w:left w:val="single" w:sz="2" w:space="0" w:color="BFC7D5"/>
+              <w:bottom w:val="single" w:sz="6" w:space="0" w:color="BFC7D5"/>
+              <w:right w:val="single" w:sz="6" w:space="0" w:color="BFC7D5"/>
+            </w:tcBorders>
             <w:vAlign w:val="center"/>
           </w:tcPr>
           <w:p>
@@ -1778,23 +2056,23 @@
     </w:p>
     <w:tbl>
       <w:tblPr>
-        <w:tblW w:w="11339" w:type="dxa"/>
+        <w:tblW w:w="5000" w:type="pct"/>
         <w:jc w:val="left"/>
-        <w:tblInd w:w="0" w:type="dxa"/>
+        <w:tblInd w:w="-7" w:type="dxa"/>
         <w:tblLayout w:type="fixed"/>
         <w:tblCellMar>
-          <w:top w:w="28" w:type="dxa"/>
-          <w:left w:w="28" w:type="dxa"/>
-          <w:bottom w:w="28" w:type="dxa"/>
-          <w:right w:w="28" w:type="dxa"/>
+          <w:top w:w="60" w:type="dxa"/>
+          <w:left w:w="60" w:type="dxa"/>
+          <w:bottom w:w="60" w:type="dxa"/>
+          <w:right w:w="60" w:type="dxa"/>
         </w:tblCellMar>
       </w:tblPr>
       <w:tblGrid>
-        <w:gridCol w:w="211"/>
-        <w:gridCol w:w="2362"/>
-        <w:gridCol w:w="2645"/>
-        <w:gridCol w:w="1695"/>
-        <w:gridCol w:w="4426"/>
+        <w:gridCol w:w="244"/>
+        <w:gridCol w:w="2375"/>
+        <w:gridCol w:w="2654"/>
+        <w:gridCol w:w="1712"/>
+        <w:gridCol w:w="4354"/>
       </w:tblGrid>
       <w:tr>
         <w:trPr>
@@ -1802,110 +2080,150 @@
         </w:trPr>
         <w:tc>
           <w:tcPr>
-            <w:tcW w:w="211" w:type="dxa"/>
-            <w:tcBorders/>
+            <w:tcW w:w="244" w:type="dxa"/>
+            <w:tcBorders>
+              <w:top w:val="single" w:sz="6" w:space="0" w:color="BFC7D5"/>
+              <w:left w:val="single" w:sz="6" w:space="0" w:color="BFC7D5"/>
+              <w:bottom w:val="single" w:sz="2" w:space="0" w:color="BFC7D5"/>
+              <w:right w:val="single" w:sz="6" w:space="0" w:color="BFC7D5"/>
+            </w:tcBorders>
+            <w:shd w:fill="1F3A5F" w:val="clear"/>
             <w:vAlign w:val="center"/>
           </w:tcPr>
           <w:p>
             <w:pPr>
               <w:pStyle w:val="TableHeading"/>
-              <w:suppressLineNumbers/>
-              <w:shd w:fill="1F3A5F" w:val="clear"/>
-              <w:bidi w:val="0"/>
-              <w:spacing w:before="0" w:after="283"/>
-              <w:jc w:val="center"/>
-              <w:rPr/>
-            </w:pPr>
-            <w:r>
-              <w:rPr/>
+              <w:bidi w:val="0"/>
+              <w:spacing w:before="0" w:after="283"/>
+              <w:jc w:val="left"/>
+              <w:rPr>
+                <w:color w:val="FFFFFF"/>
+              </w:rPr>
+            </w:pPr>
+            <w:r>
+              <w:rPr>
+                <w:color w:val="FFFFFF"/>
+              </w:rPr>
               <w:t>#</w:t>
             </w:r>
           </w:p>
         </w:tc>
         <w:tc>
           <w:tcPr>
-            <w:tcW w:w="2362" w:type="dxa"/>
-            <w:tcBorders/>
+            <w:tcW w:w="2375" w:type="dxa"/>
+            <w:tcBorders>
+              <w:top w:val="single" w:sz="6" w:space="0" w:color="BFC7D5"/>
+              <w:left w:val="single" w:sz="2" w:space="0" w:color="BFC7D5"/>
+              <w:bottom w:val="single" w:sz="2" w:space="0" w:color="BFC7D5"/>
+              <w:right w:val="single" w:sz="6" w:space="0" w:color="BFC7D5"/>
+            </w:tcBorders>
+            <w:shd w:fill="1F3A5F" w:val="clear"/>
             <w:vAlign w:val="center"/>
           </w:tcPr>
           <w:p>
             <w:pPr>
               <w:pStyle w:val="TableHeading"/>
-              <w:suppressLineNumbers/>
-              <w:shd w:fill="1F3A5F" w:val="clear"/>
-              <w:bidi w:val="0"/>
-              <w:spacing w:before="0" w:after="283"/>
-              <w:jc w:val="center"/>
-              <w:rPr/>
-            </w:pPr>
-            <w:r>
-              <w:rPr/>
+              <w:bidi w:val="0"/>
+              <w:spacing w:before="0" w:after="283"/>
+              <w:jc w:val="left"/>
+              <w:rPr>
+                <w:color w:val="FFFFFF"/>
+              </w:rPr>
+            </w:pPr>
+            <w:r>
+              <w:rPr>
+                <w:color w:val="FFFFFF"/>
+              </w:rPr>
               <w:t>Check</w:t>
             </w:r>
           </w:p>
         </w:tc>
         <w:tc>
           <w:tcPr>
-            <w:tcW w:w="2645" w:type="dxa"/>
-            <w:tcBorders/>
+            <w:tcW w:w="2654" w:type="dxa"/>
+            <w:tcBorders>
+              <w:top w:val="single" w:sz="6" w:space="0" w:color="BFC7D5"/>
+              <w:left w:val="single" w:sz="2" w:space="0" w:color="BFC7D5"/>
+              <w:bottom w:val="single" w:sz="2" w:space="0" w:color="BFC7D5"/>
+              <w:right w:val="single" w:sz="6" w:space="0" w:color="BFC7D5"/>
+            </w:tcBorders>
+            <w:shd w:fill="1F3A5F" w:val="clear"/>
             <w:vAlign w:val="center"/>
           </w:tcPr>
           <w:p>
             <w:pPr>
               <w:pStyle w:val="TableHeading"/>
-              <w:suppressLineNumbers/>
-              <w:shd w:fill="1F3A5F" w:val="clear"/>
-              <w:bidi w:val="0"/>
-              <w:spacing w:before="0" w:after="283"/>
-              <w:jc w:val="center"/>
-              <w:rPr/>
-            </w:pPr>
-            <w:r>
-              <w:rPr/>
+              <w:bidi w:val="0"/>
+              <w:spacing w:before="0" w:after="283"/>
+              <w:jc w:val="left"/>
+              <w:rPr>
+                <w:color w:val="FFFFFF"/>
+              </w:rPr>
+            </w:pPr>
+            <w:r>
+              <w:rPr>
+                <w:color w:val="FFFFFF"/>
+              </w:rPr>
               <w:t>Acceptance criterion</w:t>
             </w:r>
           </w:p>
         </w:tc>
         <w:tc>
           <w:tcPr>
-            <w:tcW w:w="1695" w:type="dxa"/>
-            <w:tcBorders/>
+            <w:tcW w:w="1712" w:type="dxa"/>
+            <w:tcBorders>
+              <w:top w:val="single" w:sz="6" w:space="0" w:color="BFC7D5"/>
+              <w:left w:val="single" w:sz="2" w:space="0" w:color="BFC7D5"/>
+              <w:bottom w:val="single" w:sz="2" w:space="0" w:color="BFC7D5"/>
+              <w:right w:val="single" w:sz="6" w:space="0" w:color="BFC7D5"/>
+            </w:tcBorders>
+            <w:shd w:fill="1F3A5F" w:val="clear"/>
             <w:vAlign w:val="center"/>
           </w:tcPr>
           <w:p>
             <w:pPr>
               <w:pStyle w:val="TableHeading"/>
-              <w:suppressLineNumbers/>
-              <w:shd w:fill="1F3A5F" w:val="clear"/>
-              <w:bidi w:val="0"/>
-              <w:spacing w:before="0" w:after="283"/>
-              <w:jc w:val="center"/>
-              <w:rPr/>
-            </w:pPr>
-            <w:r>
-              <w:rPr/>
+              <w:bidi w:val="0"/>
+              <w:spacing w:before="0" w:after="283"/>
+              <w:jc w:val="left"/>
+              <w:rPr>
+                <w:color w:val="FFFFFF"/>
+              </w:rPr>
+            </w:pPr>
+            <w:r>
+              <w:rPr>
+                <w:color w:val="FFFFFF"/>
+              </w:rPr>
               <w:t>Result</w:t>
             </w:r>
           </w:p>
         </w:tc>
         <w:tc>
           <w:tcPr>
-            <w:tcW w:w="4426" w:type="dxa"/>
-            <w:tcBorders/>
+            <w:tcW w:w="4354" w:type="dxa"/>
+            <w:tcBorders>
+              <w:top w:val="single" w:sz="6" w:space="0" w:color="BFC7D5"/>
+              <w:left w:val="single" w:sz="2" w:space="0" w:color="BFC7D5"/>
+              <w:bottom w:val="single" w:sz="2" w:space="0" w:color="BFC7D5"/>
+              <w:right w:val="single" w:sz="6" w:space="0" w:color="BFC7D5"/>
+            </w:tcBorders>
+            <w:shd w:fill="1F3A5F" w:val="clear"/>
             <w:vAlign w:val="center"/>
           </w:tcPr>
           <w:p>
             <w:pPr>
               <w:pStyle w:val="TableHeading"/>
-              <w:suppressLineNumbers/>
-              <w:shd w:fill="1F3A5F" w:val="clear"/>
-              <w:bidi w:val="0"/>
-              <w:spacing w:before="0" w:after="283"/>
-              <w:jc w:val="center"/>
-              <w:rPr/>
-            </w:pPr>
-            <w:r>
-              <w:rPr/>
+              <w:bidi w:val="0"/>
+              <w:spacing w:before="0" w:after="283"/>
+              <w:jc w:val="left"/>
+              <w:rPr>
+                <w:color w:val="FFFFFF"/>
+              </w:rPr>
+            </w:pPr>
+            <w:r>
+              <w:rPr>
+                <w:color w:val="FFFFFF"/>
+              </w:rPr>
               <w:t>Evidence (path / report filename)</w:t>
             </w:r>
           </w:p>
@@ -1915,8 +2233,12 @@
         <w:trPr/>
         <w:tc>
           <w:tcPr>
-            <w:tcW w:w="211" w:type="dxa"/>
-            <w:tcBorders/>
+            <w:tcW w:w="244" w:type="dxa"/>
+            <w:tcBorders>
+              <w:left w:val="single" w:sz="6" w:space="0" w:color="BFC7D5"/>
+              <w:bottom w:val="single" w:sz="2" w:space="0" w:color="BFC7D5"/>
+              <w:right w:val="single" w:sz="6" w:space="0" w:color="BFC7D5"/>
+            </w:tcBorders>
             <w:vAlign w:val="center"/>
           </w:tcPr>
           <w:p>
@@ -1935,8 +2257,12 @@
         </w:tc>
         <w:tc>
           <w:tcPr>
-            <w:tcW w:w="2362" w:type="dxa"/>
-            <w:tcBorders/>
+            <w:tcW w:w="2375" w:type="dxa"/>
+            <w:tcBorders>
+              <w:left w:val="single" w:sz="2" w:space="0" w:color="BFC7D5"/>
+              <w:bottom w:val="single" w:sz="2" w:space="0" w:color="BFC7D5"/>
+              <w:right w:val="single" w:sz="6" w:space="0" w:color="BFC7D5"/>
+            </w:tcBorders>
             <w:vAlign w:val="center"/>
           </w:tcPr>
           <w:p>
@@ -1955,8 +2281,12 @@
         </w:tc>
         <w:tc>
           <w:tcPr>
-            <w:tcW w:w="2645" w:type="dxa"/>
-            <w:tcBorders/>
+            <w:tcW w:w="2654" w:type="dxa"/>
+            <w:tcBorders>
+              <w:left w:val="single" w:sz="2" w:space="0" w:color="BFC7D5"/>
+              <w:bottom w:val="single" w:sz="2" w:space="0" w:color="BFC7D5"/>
+              <w:right w:val="single" w:sz="6" w:space="0" w:color="BFC7D5"/>
+            </w:tcBorders>
             <w:vAlign w:val="center"/>
           </w:tcPr>
           <w:p>
@@ -1975,8 +2305,12 @@
         </w:tc>
         <w:tc>
           <w:tcPr>
-            <w:tcW w:w="1695" w:type="dxa"/>
-            <w:tcBorders/>
+            <w:tcW w:w="1712" w:type="dxa"/>
+            <w:tcBorders>
+              <w:left w:val="single" w:sz="2" w:space="0" w:color="BFC7D5"/>
+              <w:bottom w:val="single" w:sz="2" w:space="0" w:color="BFC7D5"/>
+              <w:right w:val="single" w:sz="6" w:space="0" w:color="BFC7D5"/>
+            </w:tcBorders>
             <w:vAlign w:val="center"/>
           </w:tcPr>
           <w:p>
@@ -1999,8 +2333,12 @@
         </w:tc>
         <w:tc>
           <w:tcPr>
-            <w:tcW w:w="4426" w:type="dxa"/>
-            <w:tcBorders/>
+            <w:tcW w:w="4354" w:type="dxa"/>
+            <w:tcBorders>
+              <w:left w:val="single" w:sz="2" w:space="0" w:color="BFC7D5"/>
+              <w:bottom w:val="single" w:sz="2" w:space="0" w:color="BFC7D5"/>
+              <w:right w:val="single" w:sz="6" w:space="0" w:color="BFC7D5"/>
+            </w:tcBorders>
             <w:vAlign w:val="center"/>
           </w:tcPr>
           <w:p>
@@ -2052,8 +2390,12 @@
         <w:trPr/>
         <w:tc>
           <w:tcPr>
-            <w:tcW w:w="211" w:type="dxa"/>
-            <w:tcBorders/>
+            <w:tcW w:w="244" w:type="dxa"/>
+            <w:tcBorders>
+              <w:left w:val="single" w:sz="6" w:space="0" w:color="BFC7D5"/>
+              <w:bottom w:val="single" w:sz="2" w:space="0" w:color="BFC7D5"/>
+              <w:right w:val="single" w:sz="6" w:space="0" w:color="BFC7D5"/>
+            </w:tcBorders>
             <w:vAlign w:val="center"/>
           </w:tcPr>
           <w:p>
@@ -2072,8 +2414,12 @@
         </w:tc>
         <w:tc>
           <w:tcPr>
-            <w:tcW w:w="2362" w:type="dxa"/>
-            <w:tcBorders/>
+            <w:tcW w:w="2375" w:type="dxa"/>
+            <w:tcBorders>
+              <w:left w:val="single" w:sz="2" w:space="0" w:color="BFC7D5"/>
+              <w:bottom w:val="single" w:sz="2" w:space="0" w:color="BFC7D5"/>
+              <w:right w:val="single" w:sz="6" w:space="0" w:color="BFC7D5"/>
+            </w:tcBorders>
             <w:vAlign w:val="center"/>
           </w:tcPr>
           <w:p>
@@ -2092,8 +2438,12 @@
         </w:tc>
         <w:tc>
           <w:tcPr>
-            <w:tcW w:w="2645" w:type="dxa"/>
-            <w:tcBorders/>
+            <w:tcW w:w="2654" w:type="dxa"/>
+            <w:tcBorders>
+              <w:left w:val="single" w:sz="2" w:space="0" w:color="BFC7D5"/>
+              <w:bottom w:val="single" w:sz="2" w:space="0" w:color="BFC7D5"/>
+              <w:right w:val="single" w:sz="6" w:space="0" w:color="BFC7D5"/>
+            </w:tcBorders>
             <w:vAlign w:val="center"/>
           </w:tcPr>
           <w:p>
@@ -2112,8 +2462,12 @@
         </w:tc>
         <w:tc>
           <w:tcPr>
-            <w:tcW w:w="1695" w:type="dxa"/>
-            <w:tcBorders/>
+            <w:tcW w:w="1712" w:type="dxa"/>
+            <w:tcBorders>
+              <w:left w:val="single" w:sz="2" w:space="0" w:color="BFC7D5"/>
+              <w:bottom w:val="single" w:sz="2" w:space="0" w:color="BFC7D5"/>
+              <w:right w:val="single" w:sz="6" w:space="0" w:color="BFC7D5"/>
+            </w:tcBorders>
             <w:vAlign w:val="center"/>
           </w:tcPr>
           <w:p>
@@ -2136,8 +2490,12 @@
         </w:tc>
         <w:tc>
           <w:tcPr>
-            <w:tcW w:w="4426" w:type="dxa"/>
-            <w:tcBorders/>
+            <w:tcW w:w="4354" w:type="dxa"/>
+            <w:tcBorders>
+              <w:left w:val="single" w:sz="2" w:space="0" w:color="BFC7D5"/>
+              <w:bottom w:val="single" w:sz="2" w:space="0" w:color="BFC7D5"/>
+              <w:right w:val="single" w:sz="6" w:space="0" w:color="BFC7D5"/>
+            </w:tcBorders>
             <w:vAlign w:val="center"/>
           </w:tcPr>
           <w:p>
@@ -2159,8 +2517,12 @@
         <w:trPr/>
         <w:tc>
           <w:tcPr>
-            <w:tcW w:w="211" w:type="dxa"/>
-            <w:tcBorders/>
+            <w:tcW w:w="244" w:type="dxa"/>
+            <w:tcBorders>
+              <w:left w:val="single" w:sz="6" w:space="0" w:color="BFC7D5"/>
+              <w:bottom w:val="single" w:sz="2" w:space="0" w:color="BFC7D5"/>
+              <w:right w:val="single" w:sz="6" w:space="0" w:color="BFC7D5"/>
+            </w:tcBorders>
             <w:vAlign w:val="center"/>
           </w:tcPr>
           <w:p>
@@ -2179,8 +2541,12 @@
         </w:tc>
         <w:tc>
           <w:tcPr>
-            <w:tcW w:w="2362" w:type="dxa"/>
-            <w:tcBorders/>
+            <w:tcW w:w="2375" w:type="dxa"/>
+            <w:tcBorders>
+              <w:left w:val="single" w:sz="2" w:space="0" w:color="BFC7D5"/>
+              <w:bottom w:val="single" w:sz="2" w:space="0" w:color="BFC7D5"/>
+              <w:right w:val="single" w:sz="6" w:space="0" w:color="BFC7D5"/>
+            </w:tcBorders>
             <w:vAlign w:val="center"/>
           </w:tcPr>
           <w:p>
@@ -2209,8 +2575,12 @@
         </w:tc>
         <w:tc>
           <w:tcPr>
-            <w:tcW w:w="2645" w:type="dxa"/>
-            <w:tcBorders/>
+            <w:tcW w:w="2654" w:type="dxa"/>
+            <w:tcBorders>
+              <w:left w:val="single" w:sz="2" w:space="0" w:color="BFC7D5"/>
+              <w:bottom w:val="single" w:sz="2" w:space="0" w:color="BFC7D5"/>
+              <w:right w:val="single" w:sz="6" w:space="0" w:color="BFC7D5"/>
+            </w:tcBorders>
             <w:vAlign w:val="center"/>
           </w:tcPr>
           <w:p>
@@ -2229,8 +2599,12 @@
         </w:tc>
         <w:tc>
           <w:tcPr>
-            <w:tcW w:w="1695" w:type="dxa"/>
-            <w:tcBorders/>
+            <w:tcW w:w="1712" w:type="dxa"/>
+            <w:tcBorders>
+              <w:left w:val="single" w:sz="2" w:space="0" w:color="BFC7D5"/>
+              <w:bottom w:val="single" w:sz="2" w:space="0" w:color="BFC7D5"/>
+              <w:right w:val="single" w:sz="6" w:space="0" w:color="BFC7D5"/>
+            </w:tcBorders>
             <w:vAlign w:val="center"/>
           </w:tcPr>
           <w:p>
@@ -2259,8 +2633,12 @@
         </w:tc>
         <w:tc>
           <w:tcPr>
-            <w:tcW w:w="4426" w:type="dxa"/>
-            <w:tcBorders/>
+            <w:tcW w:w="4354" w:type="dxa"/>
+            <w:tcBorders>
+              <w:left w:val="single" w:sz="2" w:space="0" w:color="BFC7D5"/>
+              <w:bottom w:val="single" w:sz="2" w:space="0" w:color="BFC7D5"/>
+              <w:right w:val="single" w:sz="6" w:space="0" w:color="BFC7D5"/>
+            </w:tcBorders>
             <w:vAlign w:val="center"/>
           </w:tcPr>
           <w:p>
@@ -2288,8 +2666,12 @@
         <w:trPr/>
         <w:tc>
           <w:tcPr>
-            <w:tcW w:w="211" w:type="dxa"/>
-            <w:tcBorders/>
+            <w:tcW w:w="244" w:type="dxa"/>
+            <w:tcBorders>
+              <w:left w:val="single" w:sz="6" w:space="0" w:color="BFC7D5"/>
+              <w:bottom w:val="single" w:sz="2" w:space="0" w:color="BFC7D5"/>
+              <w:right w:val="single" w:sz="6" w:space="0" w:color="BFC7D5"/>
+            </w:tcBorders>
             <w:vAlign w:val="center"/>
           </w:tcPr>
           <w:p>
@@ -2308,8 +2690,12 @@
         </w:tc>
         <w:tc>
           <w:tcPr>
-            <w:tcW w:w="2362" w:type="dxa"/>
-            <w:tcBorders/>
+            <w:tcW w:w="2375" w:type="dxa"/>
+            <w:tcBorders>
+              <w:left w:val="single" w:sz="2" w:space="0" w:color="BFC7D5"/>
+              <w:bottom w:val="single" w:sz="2" w:space="0" w:color="BFC7D5"/>
+              <w:right w:val="single" w:sz="6" w:space="0" w:color="BFC7D5"/>
+            </w:tcBorders>
             <w:vAlign w:val="center"/>
           </w:tcPr>
           <w:p>
@@ -2328,8 +2714,12 @@
         </w:tc>
         <w:tc>
           <w:tcPr>
-            <w:tcW w:w="2645" w:type="dxa"/>
-            <w:tcBorders/>
+            <w:tcW w:w="2654" w:type="dxa"/>
+            <w:tcBorders>
+              <w:left w:val="single" w:sz="2" w:space="0" w:color="BFC7D5"/>
+              <w:bottom w:val="single" w:sz="2" w:space="0" w:color="BFC7D5"/>
+              <w:right w:val="single" w:sz="6" w:space="0" w:color="BFC7D5"/>
+            </w:tcBorders>
             <w:vAlign w:val="center"/>
           </w:tcPr>
           <w:p>
@@ -2348,8 +2738,12 @@
         </w:tc>
         <w:tc>
           <w:tcPr>
-            <w:tcW w:w="1695" w:type="dxa"/>
-            <w:tcBorders/>
+            <w:tcW w:w="1712" w:type="dxa"/>
+            <w:tcBorders>
+              <w:left w:val="single" w:sz="2" w:space="0" w:color="BFC7D5"/>
+              <w:bottom w:val="single" w:sz="2" w:space="0" w:color="BFC7D5"/>
+              <w:right w:val="single" w:sz="6" w:space="0" w:color="BFC7D5"/>
+            </w:tcBorders>
             <w:vAlign w:val="center"/>
           </w:tcPr>
           <w:p>
@@ -2372,8 +2766,12 @@
         </w:tc>
         <w:tc>
           <w:tcPr>
-            <w:tcW w:w="4426" w:type="dxa"/>
-            <w:tcBorders/>
+            <w:tcW w:w="4354" w:type="dxa"/>
+            <w:tcBorders>
+              <w:left w:val="single" w:sz="2" w:space="0" w:color="BFC7D5"/>
+              <w:bottom w:val="single" w:sz="2" w:space="0" w:color="BFC7D5"/>
+              <w:right w:val="single" w:sz="6" w:space="0" w:color="BFC7D5"/>
+            </w:tcBorders>
             <w:vAlign w:val="center"/>
           </w:tcPr>
           <w:p>
@@ -2395,8 +2793,12 @@
         <w:trPr/>
         <w:tc>
           <w:tcPr>
-            <w:tcW w:w="211" w:type="dxa"/>
-            <w:tcBorders/>
+            <w:tcW w:w="244" w:type="dxa"/>
+            <w:tcBorders>
+              <w:left w:val="single" w:sz="6" w:space="0" w:color="BFC7D5"/>
+              <w:bottom w:val="single" w:sz="2" w:space="0" w:color="BFC7D5"/>
+              <w:right w:val="single" w:sz="6" w:space="0" w:color="BFC7D5"/>
+            </w:tcBorders>
             <w:vAlign w:val="center"/>
           </w:tcPr>
           <w:p>
@@ -2415,8 +2817,12 @@
         </w:tc>
         <w:tc>
           <w:tcPr>
-            <w:tcW w:w="2362" w:type="dxa"/>
-            <w:tcBorders/>
+            <w:tcW w:w="2375" w:type="dxa"/>
+            <w:tcBorders>
+              <w:left w:val="single" w:sz="2" w:space="0" w:color="BFC7D5"/>
+              <w:bottom w:val="single" w:sz="2" w:space="0" w:color="BFC7D5"/>
+              <w:right w:val="single" w:sz="6" w:space="0" w:color="BFC7D5"/>
+            </w:tcBorders>
             <w:vAlign w:val="center"/>
           </w:tcPr>
           <w:p>
@@ -2435,8 +2841,12 @@
         </w:tc>
         <w:tc>
           <w:tcPr>
-            <w:tcW w:w="2645" w:type="dxa"/>
-            <w:tcBorders/>
+            <w:tcW w:w="2654" w:type="dxa"/>
+            <w:tcBorders>
+              <w:left w:val="single" w:sz="2" w:space="0" w:color="BFC7D5"/>
+              <w:bottom w:val="single" w:sz="2" w:space="0" w:color="BFC7D5"/>
+              <w:right w:val="single" w:sz="6" w:space="0" w:color="BFC7D5"/>
+            </w:tcBorders>
             <w:vAlign w:val="center"/>
           </w:tcPr>
           <w:p>
@@ -2455,8 +2865,12 @@
         </w:tc>
         <w:tc>
           <w:tcPr>
-            <w:tcW w:w="1695" w:type="dxa"/>
-            <w:tcBorders/>
+            <w:tcW w:w="1712" w:type="dxa"/>
+            <w:tcBorders>
+              <w:left w:val="single" w:sz="2" w:space="0" w:color="BFC7D5"/>
+              <w:bottom w:val="single" w:sz="2" w:space="0" w:color="BFC7D5"/>
+              <w:right w:val="single" w:sz="6" w:space="0" w:color="BFC7D5"/>
+            </w:tcBorders>
             <w:vAlign w:val="center"/>
           </w:tcPr>
           <w:p>
@@ -2475,8 +2889,12 @@
         </w:tc>
         <w:tc>
           <w:tcPr>
-            <w:tcW w:w="4426" w:type="dxa"/>
-            <w:tcBorders/>
+            <w:tcW w:w="4354" w:type="dxa"/>
+            <w:tcBorders>
+              <w:left w:val="single" w:sz="2" w:space="0" w:color="BFC7D5"/>
+              <w:bottom w:val="single" w:sz="2" w:space="0" w:color="BFC7D5"/>
+              <w:right w:val="single" w:sz="6" w:space="0" w:color="BFC7D5"/>
+            </w:tcBorders>
             <w:vAlign w:val="center"/>
           </w:tcPr>
           <w:p>
@@ -2498,8 +2916,12 @@
         <w:trPr/>
         <w:tc>
           <w:tcPr>
-            <w:tcW w:w="211" w:type="dxa"/>
-            <w:tcBorders/>
+            <w:tcW w:w="244" w:type="dxa"/>
+            <w:tcBorders>
+              <w:left w:val="single" w:sz="6" w:space="0" w:color="BFC7D5"/>
+              <w:bottom w:val="single" w:sz="2" w:space="0" w:color="BFC7D5"/>
+              <w:right w:val="single" w:sz="6" w:space="0" w:color="BFC7D5"/>
+            </w:tcBorders>
             <w:vAlign w:val="center"/>
           </w:tcPr>
           <w:p>
@@ -2518,8 +2940,12 @@
         </w:tc>
         <w:tc>
           <w:tcPr>
-            <w:tcW w:w="2362" w:type="dxa"/>
-            <w:tcBorders/>
+            <w:tcW w:w="2375" w:type="dxa"/>
+            <w:tcBorders>
+              <w:left w:val="single" w:sz="2" w:space="0" w:color="BFC7D5"/>
+              <w:bottom w:val="single" w:sz="2" w:space="0" w:color="BFC7D5"/>
+              <w:right w:val="single" w:sz="6" w:space="0" w:color="BFC7D5"/>
+            </w:tcBorders>
             <w:vAlign w:val="center"/>
           </w:tcPr>
           <w:p>
@@ -2538,8 +2964,12 @@
         </w:tc>
         <w:tc>
           <w:tcPr>
-            <w:tcW w:w="2645" w:type="dxa"/>
-            <w:tcBorders/>
+            <w:tcW w:w="2654" w:type="dxa"/>
+            <w:tcBorders>
+              <w:left w:val="single" w:sz="2" w:space="0" w:color="BFC7D5"/>
+              <w:bottom w:val="single" w:sz="2" w:space="0" w:color="BFC7D5"/>
+              <w:right w:val="single" w:sz="6" w:space="0" w:color="BFC7D5"/>
+            </w:tcBorders>
             <w:vAlign w:val="center"/>
           </w:tcPr>
           <w:p>
@@ -2558,8 +2988,12 @@
         </w:tc>
         <w:tc>
           <w:tcPr>
-            <w:tcW w:w="1695" w:type="dxa"/>
-            <w:tcBorders/>
+            <w:tcW w:w="1712" w:type="dxa"/>
+            <w:tcBorders>
+              <w:left w:val="single" w:sz="2" w:space="0" w:color="BFC7D5"/>
+              <w:bottom w:val="single" w:sz="2" w:space="0" w:color="BFC7D5"/>
+              <w:right w:val="single" w:sz="6" w:space="0" w:color="BFC7D5"/>
+            </w:tcBorders>
             <w:vAlign w:val="center"/>
           </w:tcPr>
           <w:p>
@@ -2578,8 +3012,12 @@
         </w:tc>
         <w:tc>
           <w:tcPr>
-            <w:tcW w:w="4426" w:type="dxa"/>
-            <w:tcBorders/>
+            <w:tcW w:w="4354" w:type="dxa"/>
+            <w:tcBorders>
+              <w:left w:val="single" w:sz="2" w:space="0" w:color="BFC7D5"/>
+              <w:bottom w:val="single" w:sz="2" w:space="0" w:color="BFC7D5"/>
+              <w:right w:val="single" w:sz="6" w:space="0" w:color="BFC7D5"/>
+            </w:tcBorders>
             <w:vAlign w:val="center"/>
           </w:tcPr>
           <w:p>
@@ -2601,8 +3039,12 @@
         <w:trPr/>
         <w:tc>
           <w:tcPr>
-            <w:tcW w:w="211" w:type="dxa"/>
-            <w:tcBorders/>
+            <w:tcW w:w="244" w:type="dxa"/>
+            <w:tcBorders>
+              <w:left w:val="single" w:sz="6" w:space="0" w:color="BFC7D5"/>
+              <w:bottom w:val="single" w:sz="2" w:space="0" w:color="BFC7D5"/>
+              <w:right w:val="single" w:sz="6" w:space="0" w:color="BFC7D5"/>
+            </w:tcBorders>
             <w:vAlign w:val="center"/>
           </w:tcPr>
           <w:p>
@@ -2621,8 +3063,12 @@
         </w:tc>
         <w:tc>
           <w:tcPr>
-            <w:tcW w:w="2362" w:type="dxa"/>
-            <w:tcBorders/>
+            <w:tcW w:w="2375" w:type="dxa"/>
+            <w:tcBorders>
+              <w:left w:val="single" w:sz="2" w:space="0" w:color="BFC7D5"/>
+              <w:bottom w:val="single" w:sz="2" w:space="0" w:color="BFC7D5"/>
+              <w:right w:val="single" w:sz="6" w:space="0" w:color="BFC7D5"/>
+            </w:tcBorders>
             <w:vAlign w:val="center"/>
           </w:tcPr>
           <w:p>
@@ -2641,8 +3087,12 @@
         </w:tc>
         <w:tc>
           <w:tcPr>
-            <w:tcW w:w="2645" w:type="dxa"/>
-            <w:tcBorders/>
+            <w:tcW w:w="2654" w:type="dxa"/>
+            <w:tcBorders>
+              <w:left w:val="single" w:sz="2" w:space="0" w:color="BFC7D5"/>
+              <w:bottom w:val="single" w:sz="2" w:space="0" w:color="BFC7D5"/>
+              <w:right w:val="single" w:sz="6" w:space="0" w:color="BFC7D5"/>
+            </w:tcBorders>
             <w:vAlign w:val="center"/>
           </w:tcPr>
           <w:p>
@@ -2661,8 +3111,12 @@
         </w:tc>
         <w:tc>
           <w:tcPr>
-            <w:tcW w:w="1695" w:type="dxa"/>
-            <w:tcBorders/>
+            <w:tcW w:w="1712" w:type="dxa"/>
+            <w:tcBorders>
+              <w:left w:val="single" w:sz="2" w:space="0" w:color="BFC7D5"/>
+              <w:bottom w:val="single" w:sz="2" w:space="0" w:color="BFC7D5"/>
+              <w:right w:val="single" w:sz="6" w:space="0" w:color="BFC7D5"/>
+            </w:tcBorders>
             <w:vAlign w:val="center"/>
           </w:tcPr>
           <w:p>
@@ -2681,8 +3135,12 @@
         </w:tc>
         <w:tc>
           <w:tcPr>
-            <w:tcW w:w="4426" w:type="dxa"/>
-            <w:tcBorders/>
+            <w:tcW w:w="4354" w:type="dxa"/>
+            <w:tcBorders>
+              <w:left w:val="single" w:sz="2" w:space="0" w:color="BFC7D5"/>
+              <w:bottom w:val="single" w:sz="2" w:space="0" w:color="BFC7D5"/>
+              <w:right w:val="single" w:sz="6" w:space="0" w:color="BFC7D5"/>
+            </w:tcBorders>
             <w:vAlign w:val="center"/>
           </w:tcPr>
           <w:p>
@@ -2704,8 +3162,12 @@
         <w:trPr/>
         <w:tc>
           <w:tcPr>
-            <w:tcW w:w="211" w:type="dxa"/>
-            <w:tcBorders/>
+            <w:tcW w:w="244" w:type="dxa"/>
+            <w:tcBorders>
+              <w:left w:val="single" w:sz="6" w:space="0" w:color="BFC7D5"/>
+              <w:bottom w:val="single" w:sz="2" w:space="0" w:color="BFC7D5"/>
+              <w:right w:val="single" w:sz="6" w:space="0" w:color="BFC7D5"/>
+            </w:tcBorders>
             <w:vAlign w:val="center"/>
           </w:tcPr>
           <w:p>
@@ -2724,8 +3186,12 @@
         </w:tc>
         <w:tc>
           <w:tcPr>
-            <w:tcW w:w="2362" w:type="dxa"/>
-            <w:tcBorders/>
+            <w:tcW w:w="2375" w:type="dxa"/>
+            <w:tcBorders>
+              <w:left w:val="single" w:sz="2" w:space="0" w:color="BFC7D5"/>
+              <w:bottom w:val="single" w:sz="2" w:space="0" w:color="BFC7D5"/>
+              <w:right w:val="single" w:sz="6" w:space="0" w:color="BFC7D5"/>
+            </w:tcBorders>
             <w:vAlign w:val="center"/>
           </w:tcPr>
           <w:p>
@@ -2744,8 +3210,12 @@
         </w:tc>
         <w:tc>
           <w:tcPr>
-            <w:tcW w:w="2645" w:type="dxa"/>
-            <w:tcBorders/>
+            <w:tcW w:w="2654" w:type="dxa"/>
+            <w:tcBorders>
+              <w:left w:val="single" w:sz="2" w:space="0" w:color="BFC7D5"/>
+              <w:bottom w:val="single" w:sz="2" w:space="0" w:color="BFC7D5"/>
+              <w:right w:val="single" w:sz="6" w:space="0" w:color="BFC7D5"/>
+            </w:tcBorders>
             <w:vAlign w:val="center"/>
           </w:tcPr>
           <w:p>
@@ -2764,8 +3234,12 @@
         </w:tc>
         <w:tc>
           <w:tcPr>
-            <w:tcW w:w="1695" w:type="dxa"/>
-            <w:tcBorders/>
+            <w:tcW w:w="1712" w:type="dxa"/>
+            <w:tcBorders>
+              <w:left w:val="single" w:sz="2" w:space="0" w:color="BFC7D5"/>
+              <w:bottom w:val="single" w:sz="2" w:space="0" w:color="BFC7D5"/>
+              <w:right w:val="single" w:sz="6" w:space="0" w:color="BFC7D5"/>
+            </w:tcBorders>
             <w:vAlign w:val="center"/>
           </w:tcPr>
           <w:p>
@@ -2784,8 +3258,12 @@
         </w:tc>
         <w:tc>
           <w:tcPr>
-            <w:tcW w:w="4426" w:type="dxa"/>
-            <w:tcBorders/>
+            <w:tcW w:w="4354" w:type="dxa"/>
+            <w:tcBorders>
+              <w:left w:val="single" w:sz="2" w:space="0" w:color="BFC7D5"/>
+              <w:bottom w:val="single" w:sz="2" w:space="0" w:color="BFC7D5"/>
+              <w:right w:val="single" w:sz="6" w:space="0" w:color="BFC7D5"/>
+            </w:tcBorders>
             <w:vAlign w:val="center"/>
           </w:tcPr>
           <w:p>
@@ -2817,8 +3295,12 @@
         <w:trPr/>
         <w:tc>
           <w:tcPr>
-            <w:tcW w:w="211" w:type="dxa"/>
-            <w:tcBorders/>
+            <w:tcW w:w="244" w:type="dxa"/>
+            <w:tcBorders>
+              <w:left w:val="single" w:sz="6" w:space="0" w:color="BFC7D5"/>
+              <w:bottom w:val="single" w:sz="6" w:space="0" w:color="BFC7D5"/>
+              <w:right w:val="single" w:sz="6" w:space="0" w:color="BFC7D5"/>
+            </w:tcBorders>
             <w:vAlign w:val="center"/>
           </w:tcPr>
           <w:p>
@@ -2837,8 +3319,12 @@
         </w:tc>
         <w:tc>
           <w:tcPr>
-            <w:tcW w:w="2362" w:type="dxa"/>
-            <w:tcBorders/>
+            <w:tcW w:w="2375" w:type="dxa"/>
+            <w:tcBorders>
+              <w:left w:val="single" w:sz="2" w:space="0" w:color="BFC7D5"/>
+              <w:bottom w:val="single" w:sz="6" w:space="0" w:color="BFC7D5"/>
+              <w:right w:val="single" w:sz="6" w:space="0" w:color="BFC7D5"/>
+            </w:tcBorders>
             <w:vAlign w:val="center"/>
           </w:tcPr>
           <w:p>
@@ -2857,8 +3343,12 @@
         </w:tc>
         <w:tc>
           <w:tcPr>
-            <w:tcW w:w="2645" w:type="dxa"/>
-            <w:tcBorders/>
+            <w:tcW w:w="2654" w:type="dxa"/>
+            <w:tcBorders>
+              <w:left w:val="single" w:sz="2" w:space="0" w:color="BFC7D5"/>
+              <w:bottom w:val="single" w:sz="6" w:space="0" w:color="BFC7D5"/>
+              <w:right w:val="single" w:sz="6" w:space="0" w:color="BFC7D5"/>
+            </w:tcBorders>
             <w:vAlign w:val="center"/>
           </w:tcPr>
           <w:p>
@@ -2877,8 +3367,12 @@
         </w:tc>
         <w:tc>
           <w:tcPr>
-            <w:tcW w:w="1695" w:type="dxa"/>
-            <w:tcBorders/>
+            <w:tcW w:w="1712" w:type="dxa"/>
+            <w:tcBorders>
+              <w:left w:val="single" w:sz="2" w:space="0" w:color="BFC7D5"/>
+              <w:bottom w:val="single" w:sz="6" w:space="0" w:color="BFC7D5"/>
+              <w:right w:val="single" w:sz="6" w:space="0" w:color="BFC7D5"/>
+            </w:tcBorders>
             <w:vAlign w:val="center"/>
           </w:tcPr>
           <w:p>
@@ -2897,8 +3391,12 @@
         </w:tc>
         <w:tc>
           <w:tcPr>
-            <w:tcW w:w="4426" w:type="dxa"/>
-            <w:tcBorders/>
+            <w:tcW w:w="4354" w:type="dxa"/>
+            <w:tcBorders>
+              <w:left w:val="single" w:sz="2" w:space="0" w:color="BFC7D5"/>
+              <w:bottom w:val="single" w:sz="6" w:space="0" w:color="BFC7D5"/>
+              <w:right w:val="single" w:sz="6" w:space="0" w:color="BFC7D5"/>
+            </w:tcBorders>
             <w:vAlign w:val="center"/>
           </w:tcPr>
           <w:p>
@@ -2945,23 +3443,23 @@
     </w:p>
     <w:tbl>
       <w:tblPr>
-        <w:tblW w:w="10535" w:type="dxa"/>
+        <w:tblW w:w="5000" w:type="pct"/>
         <w:jc w:val="left"/>
-        <w:tblInd w:w="0" w:type="dxa"/>
+        <w:tblInd w:w="-7" w:type="dxa"/>
         <w:tblLayout w:type="fixed"/>
         <w:tblCellMar>
-          <w:top w:w="28" w:type="dxa"/>
-          <w:left w:w="28" w:type="dxa"/>
-          <w:bottom w:w="28" w:type="dxa"/>
-          <w:right w:w="28" w:type="dxa"/>
+          <w:top w:w="60" w:type="dxa"/>
+          <w:left w:w="60" w:type="dxa"/>
+          <w:bottom w:w="60" w:type="dxa"/>
+          <w:right w:w="60" w:type="dxa"/>
         </w:tblCellMar>
       </w:tblPr>
       <w:tblGrid>
-        <w:gridCol w:w="211"/>
-        <w:gridCol w:w="5026"/>
-        <w:gridCol w:w="1396"/>
-        <w:gridCol w:w="2206"/>
-        <w:gridCol w:w="1696"/>
+        <w:gridCol w:w="244"/>
+        <w:gridCol w:w="3282"/>
+        <w:gridCol w:w="1058"/>
+        <w:gridCol w:w="4814"/>
+        <w:gridCol w:w="1941"/>
       </w:tblGrid>
       <w:tr>
         <w:trPr>
@@ -2969,120 +3467,161 @@
         </w:trPr>
         <w:tc>
           <w:tcPr>
-            <w:tcW w:w="211" w:type="dxa"/>
-            <w:tcBorders/>
+            <w:tcW w:w="244" w:type="dxa"/>
+            <w:tcBorders>
+              <w:top w:val="single" w:sz="6" w:space="0" w:color="BFC7D5"/>
+              <w:left w:val="single" w:sz="6" w:space="0" w:color="BFC7D5"/>
+              <w:bottom w:val="single" w:sz="2" w:space="0" w:color="BFC7D5"/>
+              <w:right w:val="single" w:sz="6" w:space="0" w:color="BFC7D5"/>
+            </w:tcBorders>
+            <w:shd w:fill="1F3A5F" w:val="clear"/>
             <w:vAlign w:val="center"/>
           </w:tcPr>
           <w:p>
             <w:pPr>
               <w:pStyle w:val="TableHeading"/>
-              <w:suppressLineNumbers/>
-              <w:shd w:fill="1F3A5F" w:val="clear"/>
-              <w:bidi w:val="0"/>
-              <w:spacing w:before="0" w:after="283"/>
-              <w:jc w:val="center"/>
-              <w:rPr/>
-            </w:pPr>
-            <w:r>
-              <w:rPr/>
+              <w:bidi w:val="0"/>
+              <w:spacing w:before="0" w:after="283"/>
+              <w:jc w:val="left"/>
+              <w:rPr>
+                <w:color w:val="FFFFFF"/>
+              </w:rPr>
+            </w:pPr>
+            <w:r>
+              <w:rPr>
+                <w:color w:val="FFFFFF"/>
+              </w:rPr>
               <w:t>#</w:t>
             </w:r>
           </w:p>
         </w:tc>
         <w:tc>
           <w:tcPr>
-            <w:tcW w:w="5026" w:type="dxa"/>
-            <w:tcBorders/>
+            <w:tcW w:w="3282" w:type="dxa"/>
+            <w:tcBorders>
+              <w:top w:val="single" w:sz="6" w:space="0" w:color="BFC7D5"/>
+              <w:left w:val="single" w:sz="2" w:space="0" w:color="BFC7D5"/>
+              <w:bottom w:val="single" w:sz="2" w:space="0" w:color="BFC7D5"/>
+              <w:right w:val="single" w:sz="6" w:space="0" w:color="BFC7D5"/>
+            </w:tcBorders>
+            <w:shd w:fill="1F3A5F" w:val="clear"/>
             <w:vAlign w:val="center"/>
           </w:tcPr>
           <w:p>
             <w:pPr>
               <w:pStyle w:val="TableHeading"/>
-              <w:suppressLineNumbers/>
-              <w:shd w:fill="1F3A5F" w:val="clear"/>
-              <w:bidi w:val="0"/>
-              <w:spacing w:before="0" w:after="283"/>
-              <w:jc w:val="center"/>
-              <w:rPr/>
-            </w:pPr>
-            <w:r>
-              <w:rPr/>
+              <w:bidi w:val="0"/>
+              <w:spacing w:before="0" w:after="283"/>
+              <w:jc w:val="left"/>
+              <w:rPr>
+                <w:color w:val="FFFFFF"/>
+              </w:rPr>
+            </w:pPr>
+            <w:r>
+              <w:rPr>
+                <w:color w:val="FFFFFF"/>
+              </w:rPr>
               <w:t>Issue</w:t>
             </w:r>
           </w:p>
         </w:tc>
         <w:tc>
           <w:tcPr>
-            <w:tcW w:w="1396" w:type="dxa"/>
-            <w:tcBorders/>
+            <w:tcW w:w="1058" w:type="dxa"/>
+            <w:tcBorders>
+              <w:top w:val="single" w:sz="6" w:space="0" w:color="BFC7D5"/>
+              <w:left w:val="single" w:sz="2" w:space="0" w:color="BFC7D5"/>
+              <w:bottom w:val="single" w:sz="2" w:space="0" w:color="BFC7D5"/>
+              <w:right w:val="single" w:sz="6" w:space="0" w:color="BFC7D5"/>
+            </w:tcBorders>
+            <w:shd w:fill="1F3A5F" w:val="clear"/>
             <w:vAlign w:val="center"/>
           </w:tcPr>
           <w:p>
             <w:pPr>
               <w:pStyle w:val="TableHeading"/>
-              <w:suppressLineNumbers/>
-              <w:shd w:fill="1F3A5F" w:val="clear"/>
-              <w:bidi w:val="0"/>
-              <w:spacing w:before="0" w:after="283"/>
-              <w:jc w:val="center"/>
-              <w:rPr/>
-            </w:pPr>
-            <w:r>
-              <w:rPr/>
+              <w:bidi w:val="0"/>
+              <w:spacing w:before="0" w:after="283"/>
+              <w:jc w:val="left"/>
+              <w:rPr/>
+            </w:pPr>
+            <w:r>
+              <w:rPr>
+                <w:color w:val="FFFFFF"/>
+              </w:rPr>
               <w:t>NC ref (</w:t>
             </w:r>
             <w:r>
               <w:rPr>
                 <w:rStyle w:val="SourceText"/>
+                <w:color w:val="FFFFFF"/>
               </w:rPr>
               <w:t>FRM-05</w:t>
             </w:r>
             <w:r>
-              <w:rPr/>
+              <w:rPr>
+                <w:color w:val="FFFFFF"/>
+              </w:rPr>
               <w:t>)</w:t>
             </w:r>
           </w:p>
         </w:tc>
         <w:tc>
           <w:tcPr>
-            <w:tcW w:w="2206" w:type="dxa"/>
-            <w:tcBorders/>
+            <w:tcW w:w="4814" w:type="dxa"/>
+            <w:tcBorders>
+              <w:top w:val="single" w:sz="6" w:space="0" w:color="BFC7D5"/>
+              <w:left w:val="single" w:sz="2" w:space="0" w:color="BFC7D5"/>
+              <w:bottom w:val="single" w:sz="2" w:space="0" w:color="BFC7D5"/>
+              <w:right w:val="single" w:sz="6" w:space="0" w:color="BFC7D5"/>
+            </w:tcBorders>
+            <w:shd w:fill="1F3A5F" w:val="clear"/>
             <w:vAlign w:val="center"/>
           </w:tcPr>
           <w:p>
             <w:pPr>
               <w:pStyle w:val="TableHeading"/>
-              <w:suppressLineNumbers/>
-              <w:shd w:fill="1F3A5F" w:val="clear"/>
-              <w:bidi w:val="0"/>
-              <w:spacing w:before="0" w:after="283"/>
-              <w:jc w:val="center"/>
-              <w:rPr/>
-            </w:pPr>
-            <w:r>
-              <w:rPr/>
+              <w:bidi w:val="0"/>
+              <w:spacing w:before="0" w:after="283"/>
+              <w:jc w:val="left"/>
+              <w:rPr>
+                <w:color w:val="FFFFFF"/>
+              </w:rPr>
+            </w:pPr>
+            <w:r>
+              <w:rPr>
+                <w:color w:val="FFFFFF"/>
+              </w:rPr>
               <w:t>Why acceptable</w:t>
             </w:r>
           </w:p>
         </w:tc>
         <w:tc>
           <w:tcPr>
-            <w:tcW w:w="1696" w:type="dxa"/>
-            <w:tcBorders/>
+            <w:tcW w:w="1941" w:type="dxa"/>
+            <w:tcBorders>
+              <w:top w:val="single" w:sz="6" w:space="0" w:color="BFC7D5"/>
+              <w:left w:val="single" w:sz="2" w:space="0" w:color="BFC7D5"/>
+              <w:bottom w:val="single" w:sz="2" w:space="0" w:color="BFC7D5"/>
+              <w:right w:val="single" w:sz="6" w:space="0" w:color="BFC7D5"/>
+            </w:tcBorders>
+            <w:shd w:fill="1F3A5F" w:val="clear"/>
             <w:vAlign w:val="center"/>
           </w:tcPr>
           <w:p>
             <w:pPr>
               <w:pStyle w:val="TableHeading"/>
-              <w:suppressLineNumbers/>
-              <w:shd w:fill="1F3A5F" w:val="clear"/>
-              <w:bidi w:val="0"/>
-              <w:spacing w:before="0" w:after="283"/>
-              <w:jc w:val="center"/>
-              <w:rPr/>
-            </w:pPr>
-            <w:r>
-              <w:rPr/>
+              <w:bidi w:val="0"/>
+              <w:spacing w:before="0" w:after="283"/>
+              <w:jc w:val="left"/>
+              <w:rPr>
+                <w:color w:val="FFFFFF"/>
+              </w:rPr>
+            </w:pPr>
+            <w:r>
+              <w:rPr>
+                <w:color w:val="FFFFFF"/>
+              </w:rPr>
               <w:t>Accepted by (role)</w:t>
             </w:r>
           </w:p>
@@ -3092,8 +3631,12 @@
         <w:trPr/>
         <w:tc>
           <w:tcPr>
-            <w:tcW w:w="211" w:type="dxa"/>
-            <w:tcBorders/>
+            <w:tcW w:w="244" w:type="dxa"/>
+            <w:tcBorders>
+              <w:left w:val="single" w:sz="6" w:space="0" w:color="BFC7D5"/>
+              <w:bottom w:val="single" w:sz="2" w:space="0" w:color="BFC7D5"/>
+              <w:right w:val="single" w:sz="6" w:space="0" w:color="BFC7D5"/>
+            </w:tcBorders>
             <w:vAlign w:val="center"/>
           </w:tcPr>
           <w:p>
@@ -3112,8 +3655,12 @@
         </w:tc>
         <w:tc>
           <w:tcPr>
-            <w:tcW w:w="5026" w:type="dxa"/>
-            <w:tcBorders/>
+            <w:tcW w:w="3282" w:type="dxa"/>
+            <w:tcBorders>
+              <w:left w:val="single" w:sz="2" w:space="0" w:color="BFC7D5"/>
+              <w:bottom w:val="single" w:sz="2" w:space="0" w:color="BFC7D5"/>
+              <w:right w:val="single" w:sz="6" w:space="0" w:color="BFC7D5"/>
+            </w:tcBorders>
             <w:vAlign w:val="center"/>
           </w:tcPr>
           <w:p>
@@ -3132,8 +3679,12 @@
         </w:tc>
         <w:tc>
           <w:tcPr>
-            <w:tcW w:w="1396" w:type="dxa"/>
-            <w:tcBorders/>
+            <w:tcW w:w="1058" w:type="dxa"/>
+            <w:tcBorders>
+              <w:left w:val="single" w:sz="2" w:space="0" w:color="BFC7D5"/>
+              <w:bottom w:val="single" w:sz="2" w:space="0" w:color="BFC7D5"/>
+              <w:right w:val="single" w:sz="6" w:space="0" w:color="BFC7D5"/>
+            </w:tcBorders>
             <w:vAlign w:val="center"/>
           </w:tcPr>
           <w:p>
@@ -3152,45 +3703,49 @@
         </w:tc>
         <w:tc>
           <w:tcPr>
-            <w:tcW w:w="2206" w:type="dxa"/>
-            <w:tcBorders/>
-            <w:vAlign w:val="center"/>
-          </w:tcPr>
-          <w:p>
-            <w:pPr>
-              <w:pStyle w:val="TableContents"/>
-              <w:bidi w:val="0"/>
-              <w:spacing w:before="0" w:after="283"/>
-              <w:jc w:val="left"/>
-              <w:rPr/>
-            </w:pPr>
-            <w:r>
-              <w:rPr>
-                <w:rStyle w:val="SourceText"/>
-              </w:rPr>
-              <w:t>____________________</w:t>
-            </w:r>
-          </w:p>
-        </w:tc>
-        <w:tc>
-          <w:tcPr>
-            <w:tcW w:w="1696" w:type="dxa"/>
-            <w:tcBorders/>
-            <w:vAlign w:val="center"/>
-          </w:tcPr>
-          <w:p>
-            <w:pPr>
-              <w:pStyle w:val="TableContents"/>
-              <w:bidi w:val="0"/>
-              <w:spacing w:before="0" w:after="283"/>
-              <w:jc w:val="left"/>
-              <w:rPr/>
-            </w:pPr>
-            <w:r>
-              <w:rPr>
-                <w:rStyle w:val="SourceText"/>
-              </w:rPr>
-              <w:t>____________</w:t>
+            <w:tcW w:w="4814" w:type="dxa"/>
+            <w:tcBorders>
+              <w:left w:val="single" w:sz="2" w:space="0" w:color="BFC7D5"/>
+              <w:bottom w:val="single" w:sz="2" w:space="0" w:color="BFC7D5"/>
+              <w:right w:val="single" w:sz="6" w:space="0" w:color="BFC7D5"/>
+            </w:tcBorders>
+            <w:vAlign w:val="center"/>
+          </w:tcPr>
+          <w:p>
+            <w:pPr>
+              <w:pStyle w:val="TableContents"/>
+              <w:bidi w:val="0"/>
+              <w:spacing w:before="0" w:after="283"/>
+              <w:jc w:val="left"/>
+              <w:rPr/>
+            </w:pPr>
+            <w:r>
+              <w:rPr/>
+              <w:t>Internal measurement capability only; no customer impact; corpus restoration tracked (A-17-05)</w:t>
+            </w:r>
+          </w:p>
+        </w:tc>
+        <w:tc>
+          <w:tcPr>
+            <w:tcW w:w="1941" w:type="dxa"/>
+            <w:tcBorders>
+              <w:left w:val="single" w:sz="2" w:space="0" w:color="BFC7D5"/>
+              <w:bottom w:val="single" w:sz="2" w:space="0" w:color="BFC7D5"/>
+              <w:right w:val="single" w:sz="6" w:space="0" w:color="BFC7D5"/>
+            </w:tcBorders>
+            <w:vAlign w:val="center"/>
+          </w:tcPr>
+          <w:p>
+            <w:pPr>
+              <w:pStyle w:val="TableContents"/>
+              <w:bidi w:val="0"/>
+              <w:spacing w:before="0" w:after="283"/>
+              <w:jc w:val="left"/>
+              <w:rPr/>
+            </w:pPr>
+            <w:r>
+              <w:rPr/>
+              <w:t>Managing Director (Anita Johan)</w:t>
             </w:r>
           </w:p>
         </w:tc>
@@ -3199,8 +3754,12 @@
         <w:trPr/>
         <w:tc>
           <w:tcPr>
-            <w:tcW w:w="211" w:type="dxa"/>
-            <w:tcBorders/>
+            <w:tcW w:w="244" w:type="dxa"/>
+            <w:tcBorders>
+              <w:left w:val="single" w:sz="6" w:space="0" w:color="BFC7D5"/>
+              <w:bottom w:val="single" w:sz="6" w:space="0" w:color="BFC7D5"/>
+              <w:right w:val="single" w:sz="6" w:space="0" w:color="BFC7D5"/>
+            </w:tcBorders>
             <w:vAlign w:val="center"/>
           </w:tcPr>
           <w:p>
@@ -3219,8 +3778,12 @@
         </w:tc>
         <w:tc>
           <w:tcPr>
-            <w:tcW w:w="5026" w:type="dxa"/>
-            <w:tcBorders/>
+            <w:tcW w:w="3282" w:type="dxa"/>
+            <w:tcBorders>
+              <w:left w:val="single" w:sz="2" w:space="0" w:color="BFC7D5"/>
+              <w:bottom w:val="single" w:sz="6" w:space="0" w:color="BFC7D5"/>
+              <w:right w:val="single" w:sz="6" w:space="0" w:color="BFC7D5"/>
+            </w:tcBorders>
             <w:vAlign w:val="center"/>
           </w:tcPr>
           <w:p>
@@ -3249,8 +3812,12 @@
         </w:tc>
         <w:tc>
           <w:tcPr>
-            <w:tcW w:w="1396" w:type="dxa"/>
-            <w:tcBorders/>
+            <w:tcW w:w="1058" w:type="dxa"/>
+            <w:tcBorders>
+              <w:left w:val="single" w:sz="2" w:space="0" w:color="BFC7D5"/>
+              <w:bottom w:val="single" w:sz="6" w:space="0" w:color="BFC7D5"/>
+              <w:right w:val="single" w:sz="6" w:space="0" w:color="BFC7D5"/>
+            </w:tcBorders>
             <w:vAlign w:val="center"/>
           </w:tcPr>
           <w:p>
@@ -3269,45 +3836,49 @@
         </w:tc>
         <w:tc>
           <w:tcPr>
-            <w:tcW w:w="2206" w:type="dxa"/>
-            <w:tcBorders/>
-            <w:vAlign w:val="center"/>
-          </w:tcPr>
-          <w:p>
-            <w:pPr>
-              <w:pStyle w:val="TableContents"/>
-              <w:bidi w:val="0"/>
-              <w:spacing w:before="0" w:after="283"/>
-              <w:jc w:val="left"/>
-              <w:rPr/>
-            </w:pPr>
-            <w:r>
-              <w:rPr>
-                <w:rStyle w:val="SourceText"/>
-              </w:rPr>
-              <w:t>____________________</w:t>
-            </w:r>
-          </w:p>
-        </w:tc>
-        <w:tc>
-          <w:tcPr>
-            <w:tcW w:w="1696" w:type="dxa"/>
-            <w:tcBorders/>
-            <w:vAlign w:val="center"/>
-          </w:tcPr>
-          <w:p>
-            <w:pPr>
-              <w:pStyle w:val="TableContents"/>
-              <w:bidi w:val="0"/>
-              <w:spacing w:before="0" w:after="283"/>
-              <w:jc w:val="left"/>
-              <w:rPr/>
-            </w:pPr>
-            <w:r>
-              <w:rPr>
-                <w:rStyle w:val="SourceText"/>
-              </w:rPr>
-              <w:t>____________</w:t>
+            <w:tcW w:w="4814" w:type="dxa"/>
+            <w:tcBorders>
+              <w:left w:val="single" w:sz="2" w:space="0" w:color="BFC7D5"/>
+              <w:bottom w:val="single" w:sz="6" w:space="0" w:color="BFC7D5"/>
+              <w:right w:val="single" w:sz="6" w:space="0" w:color="BFC7D5"/>
+            </w:tcBorders>
+            <w:vAlign w:val="center"/>
+          </w:tcPr>
+          <w:p>
+            <w:pPr>
+              <w:pStyle w:val="TableContents"/>
+              <w:bidi w:val="0"/>
+              <w:spacing w:before="0" w:after="283"/>
+              <w:jc w:val="left"/>
+              <w:rPr/>
+            </w:pPr>
+            <w:r>
+              <w:rPr/>
+              <w:t>Stale tests, not product defects; corrected 2026-09-28 and verified</w:t>
+            </w:r>
+          </w:p>
+        </w:tc>
+        <w:tc>
+          <w:tcPr>
+            <w:tcW w:w="1941" w:type="dxa"/>
+            <w:tcBorders>
+              <w:left w:val="single" w:sz="2" w:space="0" w:color="BFC7D5"/>
+              <w:bottom w:val="single" w:sz="6" w:space="0" w:color="BFC7D5"/>
+              <w:right w:val="single" w:sz="6" w:space="0" w:color="BFC7D5"/>
+            </w:tcBorders>
+            <w:vAlign w:val="center"/>
+          </w:tcPr>
+          <w:p>
+            <w:pPr>
+              <w:pStyle w:val="TableContents"/>
+              <w:bidi w:val="0"/>
+              <w:spacing w:before="0" w:after="283"/>
+              <w:jc w:val="left"/>
+              <w:rPr/>
+            </w:pPr>
+            <w:r>
+              <w:rPr/>
+              <w:t>Managing Director (Anita Johan)</w:t>
             </w:r>
           </w:p>
         </w:tc>
@@ -3327,20 +3898,20 @@
     </w:p>
     <w:tbl>
       <w:tblPr>
-        <w:tblW w:w="9392" w:type="dxa"/>
+        <w:tblW w:w="5000" w:type="pct"/>
         <w:jc w:val="left"/>
-        <w:tblInd w:w="0" w:type="dxa"/>
+        <w:tblInd w:w="-7" w:type="dxa"/>
         <w:tblLayout w:type="fixed"/>
         <w:tblCellMar>
-          <w:top w:w="28" w:type="dxa"/>
-          <w:left w:w="28" w:type="dxa"/>
-          <w:bottom w:w="28" w:type="dxa"/>
-          <w:right w:w="28" w:type="dxa"/>
+          <w:top w:w="60" w:type="dxa"/>
+          <w:left w:w="60" w:type="dxa"/>
+          <w:bottom w:w="60" w:type="dxa"/>
+          <w:right w:w="60" w:type="dxa"/>
         </w:tblCellMar>
       </w:tblPr>
       <w:tblGrid>
-        <w:gridCol w:w="4096"/>
-        <w:gridCol w:w="5296"/>
+        <w:gridCol w:w="4965"/>
+        <w:gridCol w:w="6373"/>
       </w:tblGrid>
       <w:tr>
         <w:trPr>
@@ -3348,44 +3919,60 @@
         </w:trPr>
         <w:tc>
           <w:tcPr>
-            <w:tcW w:w="4096" w:type="dxa"/>
-            <w:tcBorders/>
+            <w:tcW w:w="4965" w:type="dxa"/>
+            <w:tcBorders>
+              <w:top w:val="single" w:sz="6" w:space="0" w:color="BFC7D5"/>
+              <w:left w:val="single" w:sz="6" w:space="0" w:color="BFC7D5"/>
+              <w:bottom w:val="single" w:sz="2" w:space="0" w:color="BFC7D5"/>
+              <w:right w:val="single" w:sz="6" w:space="0" w:color="BFC7D5"/>
+            </w:tcBorders>
+            <w:shd w:fill="1F3A5F" w:val="clear"/>
             <w:vAlign w:val="center"/>
           </w:tcPr>
           <w:p>
             <w:pPr>
               <w:pStyle w:val="TableHeading"/>
-              <w:suppressLineNumbers/>
-              <w:shd w:fill="1F3A5F" w:val="clear"/>
-              <w:bidi w:val="0"/>
-              <w:spacing w:before="0" w:after="283"/>
-              <w:jc w:val="center"/>
-              <w:rPr/>
-            </w:pPr>
-            <w:r>
-              <w:rPr/>
+              <w:bidi w:val="0"/>
+              <w:spacing w:before="0" w:after="283"/>
+              <w:jc w:val="left"/>
+              <w:rPr>
+                <w:color w:val="FFFFFF"/>
+              </w:rPr>
+            </w:pPr>
+            <w:r>
+              <w:rPr>
+                <w:color w:val="FFFFFF"/>
+              </w:rPr>
               <w:t>Field</w:t>
             </w:r>
           </w:p>
         </w:tc>
         <w:tc>
           <w:tcPr>
-            <w:tcW w:w="5296" w:type="dxa"/>
-            <w:tcBorders/>
+            <w:tcW w:w="6373" w:type="dxa"/>
+            <w:tcBorders>
+              <w:top w:val="single" w:sz="6" w:space="0" w:color="BFC7D5"/>
+              <w:left w:val="single" w:sz="2" w:space="0" w:color="BFC7D5"/>
+              <w:bottom w:val="single" w:sz="2" w:space="0" w:color="BFC7D5"/>
+              <w:right w:val="single" w:sz="6" w:space="0" w:color="BFC7D5"/>
+            </w:tcBorders>
+            <w:shd w:fill="1F3A5F" w:val="clear"/>
             <w:vAlign w:val="center"/>
           </w:tcPr>
           <w:p>
             <w:pPr>
               <w:pStyle w:val="TableHeading"/>
-              <w:suppressLineNumbers/>
-              <w:shd w:fill="1F3A5F" w:val="clear"/>
-              <w:bidi w:val="0"/>
-              <w:spacing w:before="0" w:after="283"/>
-              <w:jc w:val="center"/>
-              <w:rPr/>
-            </w:pPr>
-            <w:r>
-              <w:rPr/>
+              <w:bidi w:val="0"/>
+              <w:spacing w:before="0" w:after="283"/>
+              <w:jc w:val="left"/>
+              <w:rPr>
+                <w:color w:val="FFFFFF"/>
+              </w:rPr>
+            </w:pPr>
+            <w:r>
+              <w:rPr>
+                <w:color w:val="FFFFFF"/>
+              </w:rPr>
               <w:t>Entry</w:t>
             </w:r>
           </w:p>
@@ -3395,8 +3982,12 @@
         <w:trPr/>
         <w:tc>
           <w:tcPr>
-            <w:tcW w:w="4096" w:type="dxa"/>
-            <w:tcBorders/>
+            <w:tcW w:w="4965" w:type="dxa"/>
+            <w:tcBorders>
+              <w:left w:val="single" w:sz="6" w:space="0" w:color="BFC7D5"/>
+              <w:bottom w:val="single" w:sz="2" w:space="0" w:color="BFC7D5"/>
+              <w:right w:val="single" w:sz="6" w:space="0" w:color="BFC7D5"/>
+            </w:tcBorders>
             <w:vAlign w:val="center"/>
           </w:tcPr>
           <w:p>
@@ -3415,21 +4006,25 @@
         </w:tc>
         <w:tc>
           <w:tcPr>
-            <w:tcW w:w="5296" w:type="dxa"/>
-            <w:tcBorders/>
-            <w:vAlign w:val="center"/>
-          </w:tcPr>
-          <w:p>
-            <w:pPr>
-              <w:pStyle w:val="TableContents"/>
-              <w:bidi w:val="0"/>
-              <w:spacing w:before="0" w:after="283"/>
-              <w:jc w:val="left"/>
-              <w:rPr/>
-            </w:pPr>
-            <w:r>
-              <w:rPr/>
-              <w:t xml:space="preserve">☐ </w:t>
+            <w:tcW w:w="6373" w:type="dxa"/>
+            <w:tcBorders>
+              <w:left w:val="single" w:sz="2" w:space="0" w:color="BFC7D5"/>
+              <w:bottom w:val="single" w:sz="2" w:space="0" w:color="BFC7D5"/>
+              <w:right w:val="single" w:sz="6" w:space="0" w:color="BFC7D5"/>
+            </w:tcBorders>
+            <w:vAlign w:val="center"/>
+          </w:tcPr>
+          <w:p>
+            <w:pPr>
+              <w:pStyle w:val="TableContents"/>
+              <w:bidi w:val="0"/>
+              <w:spacing w:before="0" w:after="283"/>
+              <w:jc w:val="left"/>
+              <w:rPr/>
+            </w:pPr>
+            <w:r>
+              <w:rPr/>
+              <w:t xml:space="preserve">☒ </w:t>
             </w:r>
             <w:r>
               <w:rPr/>
@@ -3442,8 +4037,12 @@
         <w:trPr/>
         <w:tc>
           <w:tcPr>
-            <w:tcW w:w="4096" w:type="dxa"/>
-            <w:tcBorders/>
+            <w:tcW w:w="4965" w:type="dxa"/>
+            <w:tcBorders>
+              <w:left w:val="single" w:sz="6" w:space="0" w:color="BFC7D5"/>
+              <w:bottom w:val="single" w:sz="2" w:space="0" w:color="BFC7D5"/>
+              <w:right w:val="single" w:sz="6" w:space="0" w:color="BFC7D5"/>
+            </w:tcBorders>
             <w:vAlign w:val="center"/>
           </w:tcPr>
           <w:p>
@@ -3462,8 +4061,12 @@
         </w:tc>
         <w:tc>
           <w:tcPr>
-            <w:tcW w:w="5296" w:type="dxa"/>
-            <w:tcBorders/>
+            <w:tcW w:w="6373" w:type="dxa"/>
+            <w:tcBorders>
+              <w:left w:val="single" w:sz="2" w:space="0" w:color="BFC7D5"/>
+              <w:bottom w:val="single" w:sz="2" w:space="0" w:color="BFC7D5"/>
+              <w:right w:val="single" w:sz="6" w:space="0" w:color="BFC7D5"/>
+            </w:tcBorders>
             <w:vAlign w:val="center"/>
           </w:tcPr>
           <w:p>
@@ -3480,7 +4083,7 @@
             </w:r>
             <w:r>
               <w:rPr/>
-              <w:t>Release ☐ Release with the exceptions in §4 ☐ Do not release</w:t>
+              <w:t>Release ☒ Release with the exceptions in §4 ☐ Do not release</w:t>
             </w:r>
           </w:p>
         </w:tc>
@@ -3489,8 +4092,12 @@
         <w:trPr/>
         <w:tc>
           <w:tcPr>
-            <w:tcW w:w="4096" w:type="dxa"/>
-            <w:tcBorders/>
+            <w:tcW w:w="4965" w:type="dxa"/>
+            <w:tcBorders>
+              <w:left w:val="single" w:sz="6" w:space="0" w:color="BFC7D5"/>
+              <w:bottom w:val="single" w:sz="2" w:space="0" w:color="BFC7D5"/>
+              <w:right w:val="single" w:sz="6" w:space="0" w:color="BFC7D5"/>
+            </w:tcBorders>
             <w:vAlign w:val="center"/>
           </w:tcPr>
           <w:p>
@@ -3509,23 +4116,25 @@
         </w:tc>
         <w:tc>
           <w:tcPr>
-            <w:tcW w:w="5296" w:type="dxa"/>
-            <w:tcBorders/>
-            <w:vAlign w:val="center"/>
-          </w:tcPr>
-          <w:p>
-            <w:pPr>
-              <w:pStyle w:val="TableContents"/>
-              <w:bidi w:val="0"/>
-              <w:spacing w:before="0" w:after="283"/>
-              <w:jc w:val="left"/>
-              <w:rPr/>
-            </w:pPr>
-            <w:r>
-              <w:rPr>
-                <w:rStyle w:val="SourceText"/>
-              </w:rPr>
-              <w:t>________________</w:t>
+            <w:tcW w:w="6373" w:type="dxa"/>
+            <w:tcBorders>
+              <w:left w:val="single" w:sz="2" w:space="0" w:color="BFC7D5"/>
+              <w:bottom w:val="single" w:sz="2" w:space="0" w:color="BFC7D5"/>
+              <w:right w:val="single" w:sz="6" w:space="0" w:color="BFC7D5"/>
+            </w:tcBorders>
+            <w:vAlign w:val="center"/>
+          </w:tcPr>
+          <w:p>
+            <w:pPr>
+              <w:pStyle w:val="TableContents"/>
+              <w:bidi w:val="0"/>
+              <w:spacing w:before="0" w:after="283"/>
+              <w:jc w:val="left"/>
+              <w:rPr/>
+            </w:pPr>
+            <w:r>
+              <w:rPr/>
+              <w:t>Anita Johan (Managing Director)</w:t>
             </w:r>
           </w:p>
         </w:tc>
@@ -3534,8 +4143,12 @@
         <w:trPr/>
         <w:tc>
           <w:tcPr>
-            <w:tcW w:w="4096" w:type="dxa"/>
-            <w:tcBorders/>
+            <w:tcW w:w="4965" w:type="dxa"/>
+            <w:tcBorders>
+              <w:left w:val="single" w:sz="6" w:space="0" w:color="BFC7D5"/>
+              <w:bottom w:val="single" w:sz="6" w:space="0" w:color="BFC7D5"/>
+              <w:right w:val="single" w:sz="6" w:space="0" w:color="BFC7D5"/>
+            </w:tcBorders>
             <w:vAlign w:val="center"/>
           </w:tcPr>
           <w:p>
@@ -3554,23 +4167,25 @@
         </w:tc>
         <w:tc>
           <w:tcPr>
-            <w:tcW w:w="5296" w:type="dxa"/>
-            <w:tcBorders/>
-            <w:vAlign w:val="center"/>
-          </w:tcPr>
-          <w:p>
-            <w:pPr>
-              <w:pStyle w:val="TableContents"/>
-              <w:bidi w:val="0"/>
-              <w:spacing w:before="0" w:after="283"/>
-              <w:jc w:val="left"/>
-              <w:rPr/>
-            </w:pPr>
-            <w:r>
-              <w:rPr>
-                <w:rStyle w:val="SourceText"/>
-              </w:rPr>
-              <w:t>____ / ____ / ________</w:t>
+            <w:tcW w:w="6373" w:type="dxa"/>
+            <w:tcBorders>
+              <w:left w:val="single" w:sz="2" w:space="0" w:color="BFC7D5"/>
+              <w:bottom w:val="single" w:sz="6" w:space="0" w:color="BFC7D5"/>
+              <w:right w:val="single" w:sz="6" w:space="0" w:color="BFC7D5"/>
+            </w:tcBorders>
+            <w:vAlign w:val="center"/>
+          </w:tcPr>
+          <w:p>
+            <w:pPr>
+              <w:pStyle w:val="TableContents"/>
+              <w:bidi w:val="0"/>
+              <w:spacing w:before="0" w:after="283"/>
+              <w:jc w:val="left"/>
+              <w:rPr/>
+            </w:pPr>
+            <w:r>
+              <w:rPr/>
+              <w:t>2026-10-07 — after deployment; the deviation is stated above</w:t>
             </w:r>
           </w:p>
         </w:tc>
@@ -3604,20 +4219,20 @@
     </w:p>
     <w:tbl>
       <w:tblPr>
-        <w:tblW w:w="11339" w:type="dxa"/>
+        <w:tblW w:w="5000" w:type="pct"/>
         <w:jc w:val="left"/>
-        <w:tblInd w:w="0" w:type="dxa"/>
+        <w:tblInd w:w="-7" w:type="dxa"/>
         <w:tblLayout w:type="fixed"/>
         <w:tblCellMar>
-          <w:top w:w="28" w:type="dxa"/>
-          <w:left w:w="28" w:type="dxa"/>
-          <w:bottom w:w="28" w:type="dxa"/>
-          <w:right w:w="28" w:type="dxa"/>
+          <w:top w:w="60" w:type="dxa"/>
+          <w:left w:w="60" w:type="dxa"/>
+          <w:bottom w:w="60" w:type="dxa"/>
+          <w:right w:w="60" w:type="dxa"/>
         </w:tblCellMar>
       </w:tblPr>
       <w:tblGrid>
-        <w:gridCol w:w="1391"/>
-        <w:gridCol w:w="9948"/>
+        <w:gridCol w:w="1423"/>
+        <w:gridCol w:w="9916"/>
       </w:tblGrid>
       <w:tr>
         <w:trPr>
@@ -3625,44 +4240,60 @@
         </w:trPr>
         <w:tc>
           <w:tcPr>
-            <w:tcW w:w="1391" w:type="dxa"/>
-            <w:tcBorders/>
+            <w:tcW w:w="1423" w:type="dxa"/>
+            <w:tcBorders>
+              <w:top w:val="single" w:sz="6" w:space="0" w:color="BFC7D5"/>
+              <w:left w:val="single" w:sz="6" w:space="0" w:color="BFC7D5"/>
+              <w:bottom w:val="single" w:sz="2" w:space="0" w:color="BFC7D5"/>
+              <w:right w:val="single" w:sz="6" w:space="0" w:color="BFC7D5"/>
+            </w:tcBorders>
+            <w:shd w:fill="1F3A5F" w:val="clear"/>
             <w:vAlign w:val="center"/>
           </w:tcPr>
           <w:p>
             <w:pPr>
               <w:pStyle w:val="TableHeading"/>
-              <w:suppressLineNumbers/>
-              <w:shd w:fill="1F3A5F" w:val="clear"/>
-              <w:bidi w:val="0"/>
-              <w:spacing w:before="0" w:after="283"/>
-              <w:jc w:val="center"/>
-              <w:rPr/>
-            </w:pPr>
-            <w:r>
-              <w:rPr/>
+              <w:bidi w:val="0"/>
+              <w:spacing w:before="0" w:after="283"/>
+              <w:jc w:val="left"/>
+              <w:rPr>
+                <w:color w:val="FFFFFF"/>
+              </w:rPr>
+            </w:pPr>
+            <w:r>
+              <w:rPr>
+                <w:color w:val="FFFFFF"/>
+              </w:rPr>
               <w:t>Field</w:t>
             </w:r>
           </w:p>
         </w:tc>
         <w:tc>
           <w:tcPr>
-            <w:tcW w:w="9948" w:type="dxa"/>
-            <w:tcBorders/>
+            <w:tcW w:w="9916" w:type="dxa"/>
+            <w:tcBorders>
+              <w:top w:val="single" w:sz="6" w:space="0" w:color="BFC7D5"/>
+              <w:left w:val="single" w:sz="2" w:space="0" w:color="BFC7D5"/>
+              <w:bottom w:val="single" w:sz="2" w:space="0" w:color="BFC7D5"/>
+              <w:right w:val="single" w:sz="6" w:space="0" w:color="BFC7D5"/>
+            </w:tcBorders>
+            <w:shd w:fill="1F3A5F" w:val="clear"/>
             <w:vAlign w:val="center"/>
           </w:tcPr>
           <w:p>
             <w:pPr>
               <w:pStyle w:val="TableHeading"/>
-              <w:suppressLineNumbers/>
-              <w:shd w:fill="1F3A5F" w:val="clear"/>
-              <w:bidi w:val="0"/>
-              <w:spacing w:before="0" w:after="283"/>
-              <w:jc w:val="center"/>
-              <w:rPr/>
-            </w:pPr>
-            <w:r>
-              <w:rPr/>
+              <w:bidi w:val="0"/>
+              <w:spacing w:before="0" w:after="283"/>
+              <w:jc w:val="left"/>
+              <w:rPr>
+                <w:color w:val="FFFFFF"/>
+              </w:rPr>
+            </w:pPr>
+            <w:r>
+              <w:rPr>
+                <w:color w:val="FFFFFF"/>
+              </w:rPr>
               <w:t>Entry</w:t>
             </w:r>
           </w:p>
@@ -3672,8 +4303,12 @@
         <w:trPr/>
         <w:tc>
           <w:tcPr>
-            <w:tcW w:w="1391" w:type="dxa"/>
-            <w:tcBorders/>
+            <w:tcW w:w="1423" w:type="dxa"/>
+            <w:tcBorders>
+              <w:left w:val="single" w:sz="6" w:space="0" w:color="BFC7D5"/>
+              <w:bottom w:val="single" w:sz="2" w:space="0" w:color="BFC7D5"/>
+              <w:right w:val="single" w:sz="6" w:space="0" w:color="BFC7D5"/>
+            </w:tcBorders>
             <w:vAlign w:val="center"/>
           </w:tcPr>
           <w:p>
@@ -3692,8 +4327,12 @@
         </w:tc>
         <w:tc>
           <w:tcPr>
-            <w:tcW w:w="9948" w:type="dxa"/>
-            <w:tcBorders/>
+            <w:tcW w:w="9916" w:type="dxa"/>
+            <w:tcBorders>
+              <w:left w:val="single" w:sz="2" w:space="0" w:color="BFC7D5"/>
+              <w:bottom w:val="single" w:sz="2" w:space="0" w:color="BFC7D5"/>
+              <w:right w:val="single" w:sz="6" w:space="0" w:color="BFC7D5"/>
+            </w:tcBorders>
             <w:vAlign w:val="center"/>
           </w:tcPr>
           <w:p>
@@ -3725,8 +4364,12 @@
         <w:trPr/>
         <w:tc>
           <w:tcPr>
-            <w:tcW w:w="1391" w:type="dxa"/>
-            <w:tcBorders/>
+            <w:tcW w:w="1423" w:type="dxa"/>
+            <w:tcBorders>
+              <w:left w:val="single" w:sz="6" w:space="0" w:color="BFC7D5"/>
+              <w:bottom w:val="single" w:sz="2" w:space="0" w:color="BFC7D5"/>
+              <w:right w:val="single" w:sz="6" w:space="0" w:color="BFC7D5"/>
+            </w:tcBorders>
             <w:vAlign w:val="center"/>
           </w:tcPr>
           <w:p>
@@ -3745,8 +4388,12 @@
         </w:tc>
         <w:tc>
           <w:tcPr>
-            <w:tcW w:w="9948" w:type="dxa"/>
-            <w:tcBorders/>
+            <w:tcW w:w="9916" w:type="dxa"/>
+            <w:tcBorders>
+              <w:left w:val="single" w:sz="2" w:space="0" w:color="BFC7D5"/>
+              <w:bottom w:val="single" w:sz="2" w:space="0" w:color="BFC7D5"/>
+              <w:right w:val="single" w:sz="6" w:space="0" w:color="BFC7D5"/>
+            </w:tcBorders>
             <w:vAlign w:val="center"/>
           </w:tcPr>
           <w:p>
@@ -3878,8 +4525,12 @@
         <w:trPr/>
         <w:tc>
           <w:tcPr>
-            <w:tcW w:w="1391" w:type="dxa"/>
-            <w:tcBorders/>
+            <w:tcW w:w="1423" w:type="dxa"/>
+            <w:tcBorders>
+              <w:left w:val="single" w:sz="6" w:space="0" w:color="BFC7D5"/>
+              <w:bottom w:val="single" w:sz="2" w:space="0" w:color="BFC7D5"/>
+              <w:right w:val="single" w:sz="6" w:space="0" w:color="BFC7D5"/>
+            </w:tcBorders>
             <w:vAlign w:val="center"/>
           </w:tcPr>
           <w:p>
@@ -3898,23 +4549,25 @@
         </w:tc>
         <w:tc>
           <w:tcPr>
-            <w:tcW w:w="9948" w:type="dxa"/>
-            <w:tcBorders/>
-            <w:vAlign w:val="center"/>
-          </w:tcPr>
-          <w:p>
-            <w:pPr>
-              <w:pStyle w:val="TableContents"/>
-              <w:bidi w:val="0"/>
-              <w:spacing w:before="0" w:after="283"/>
-              <w:jc w:val="left"/>
-              <w:rPr/>
-            </w:pPr>
-            <w:r>
-              <w:rPr>
-                <w:rStyle w:val="SourceText"/>
-              </w:rPr>
-              <w:t>________________</w:t>
+            <w:tcW w:w="9916" w:type="dxa"/>
+            <w:tcBorders>
+              <w:left w:val="single" w:sz="2" w:space="0" w:color="BFC7D5"/>
+              <w:bottom w:val="single" w:sz="2" w:space="0" w:color="BFC7D5"/>
+              <w:right w:val="single" w:sz="6" w:space="0" w:color="BFC7D5"/>
+            </w:tcBorders>
+            <w:vAlign w:val="center"/>
+          </w:tcPr>
+          <w:p>
+            <w:pPr>
+              <w:pStyle w:val="TableContents"/>
+              <w:bidi w:val="0"/>
+              <w:spacing w:before="0" w:after="283"/>
+              <w:jc w:val="left"/>
+              <w:rPr/>
+            </w:pPr>
+            <w:r>
+              <w:rPr/>
+              <w:t>Richard Watson Stephen Amudha (Lead Engineer)</w:t>
             </w:r>
           </w:p>
         </w:tc>
@@ -3923,8 +4576,12 @@
         <w:trPr/>
         <w:tc>
           <w:tcPr>
-            <w:tcW w:w="1391" w:type="dxa"/>
-            <w:tcBorders/>
+            <w:tcW w:w="1423" w:type="dxa"/>
+            <w:tcBorders>
+              <w:left w:val="single" w:sz="6" w:space="0" w:color="BFC7D5"/>
+              <w:bottom w:val="single" w:sz="6" w:space="0" w:color="BFC7D5"/>
+              <w:right w:val="single" w:sz="6" w:space="0" w:color="BFC7D5"/>
+            </w:tcBorders>
             <w:vAlign w:val="center"/>
           </w:tcPr>
           <w:p>
@@ -3943,8 +4600,12 @@
         </w:tc>
         <w:tc>
           <w:tcPr>
-            <w:tcW w:w="9948" w:type="dxa"/>
-            <w:tcBorders/>
+            <w:tcW w:w="9916" w:type="dxa"/>
+            <w:tcBorders>
+              <w:left w:val="single" w:sz="2" w:space="0" w:color="BFC7D5"/>
+              <w:bottom w:val="single" w:sz="6" w:space="0" w:color="BFC7D5"/>
+              <w:right w:val="single" w:sz="6" w:space="0" w:color="BFC7D5"/>
+            </w:tcBorders>
             <w:vAlign w:val="center"/>
           </w:tcPr>
           <w:p>
@@ -3977,22 +4638,22 @@
     </w:p>
     <w:tbl>
       <w:tblPr>
-        <w:tblW w:w="11339" w:type="dxa"/>
+        <w:tblW w:w="5000" w:type="pct"/>
         <w:jc w:val="left"/>
-        <w:tblInd w:w="0" w:type="dxa"/>
+        <w:tblInd w:w="-7" w:type="dxa"/>
         <w:tblLayout w:type="fixed"/>
         <w:tblCellMar>
-          <w:top w:w="28" w:type="dxa"/>
-          <w:left w:w="28" w:type="dxa"/>
-          <w:bottom w:w="28" w:type="dxa"/>
-          <w:right w:w="28" w:type="dxa"/>
+          <w:top w:w="60" w:type="dxa"/>
+          <w:left w:w="60" w:type="dxa"/>
+          <w:bottom w:w="60" w:type="dxa"/>
+          <w:right w:w="60" w:type="dxa"/>
         </w:tblCellMar>
       </w:tblPr>
       <w:tblGrid>
-        <w:gridCol w:w="1162"/>
-        <w:gridCol w:w="2556"/>
-        <w:gridCol w:w="721"/>
-        <w:gridCol w:w="6900"/>
+        <w:gridCol w:w="1167"/>
+        <w:gridCol w:w="2863"/>
+        <w:gridCol w:w="756"/>
+        <w:gridCol w:w="6553"/>
       </w:tblGrid>
       <w:tr>
         <w:trPr>
@@ -4000,88 +4661,120 @@
         </w:trPr>
         <w:tc>
           <w:tcPr>
-            <w:tcW w:w="1162" w:type="dxa"/>
-            <w:tcBorders/>
+            <w:tcW w:w="1167" w:type="dxa"/>
+            <w:tcBorders>
+              <w:top w:val="single" w:sz="6" w:space="0" w:color="BFC7D5"/>
+              <w:left w:val="single" w:sz="6" w:space="0" w:color="BFC7D5"/>
+              <w:bottom w:val="single" w:sz="2" w:space="0" w:color="BFC7D5"/>
+              <w:right w:val="single" w:sz="6" w:space="0" w:color="BFC7D5"/>
+            </w:tcBorders>
+            <w:shd w:fill="1F3A5F" w:val="clear"/>
             <w:vAlign w:val="center"/>
           </w:tcPr>
           <w:p>
             <w:pPr>
               <w:pStyle w:val="TableHeading"/>
-              <w:suppressLineNumbers/>
-              <w:shd w:fill="1F3A5F" w:val="clear"/>
-              <w:bidi w:val="0"/>
-              <w:spacing w:before="0" w:after="283"/>
-              <w:jc w:val="center"/>
-              <w:rPr/>
-            </w:pPr>
-            <w:r>
-              <w:rPr/>
+              <w:bidi w:val="0"/>
+              <w:spacing w:before="0" w:after="283"/>
+              <w:jc w:val="left"/>
+              <w:rPr>
+                <w:color w:val="FFFFFF"/>
+              </w:rPr>
+            </w:pPr>
+            <w:r>
+              <w:rPr>
+                <w:color w:val="FFFFFF"/>
+              </w:rPr>
               <w:t>#</w:t>
             </w:r>
           </w:p>
         </w:tc>
         <w:tc>
           <w:tcPr>
-            <w:tcW w:w="2556" w:type="dxa"/>
-            <w:tcBorders/>
+            <w:tcW w:w="2863" w:type="dxa"/>
+            <w:tcBorders>
+              <w:top w:val="single" w:sz="6" w:space="0" w:color="BFC7D5"/>
+              <w:left w:val="single" w:sz="2" w:space="0" w:color="BFC7D5"/>
+              <w:bottom w:val="single" w:sz="2" w:space="0" w:color="BFC7D5"/>
+              <w:right w:val="single" w:sz="6" w:space="0" w:color="BFC7D5"/>
+            </w:tcBorders>
+            <w:shd w:fill="1F3A5F" w:val="clear"/>
             <w:vAlign w:val="center"/>
           </w:tcPr>
           <w:p>
             <w:pPr>
               <w:pStyle w:val="TableHeading"/>
-              <w:suppressLineNumbers/>
-              <w:shd w:fill="1F3A5F" w:val="clear"/>
-              <w:bidi w:val="0"/>
-              <w:spacing w:before="0" w:after="283"/>
-              <w:jc w:val="center"/>
-              <w:rPr/>
-            </w:pPr>
-            <w:r>
-              <w:rPr/>
+              <w:bidi w:val="0"/>
+              <w:spacing w:before="0" w:after="283"/>
+              <w:jc w:val="left"/>
+              <w:rPr>
+                <w:color w:val="FFFFFF"/>
+              </w:rPr>
+            </w:pPr>
+            <w:r>
+              <w:rPr>
+                <w:color w:val="FFFFFF"/>
+              </w:rPr>
               <w:t>Check</w:t>
             </w:r>
           </w:p>
         </w:tc>
         <w:tc>
           <w:tcPr>
-            <w:tcW w:w="721" w:type="dxa"/>
-            <w:tcBorders/>
+            <w:tcW w:w="756" w:type="dxa"/>
+            <w:tcBorders>
+              <w:top w:val="single" w:sz="6" w:space="0" w:color="BFC7D5"/>
+              <w:left w:val="single" w:sz="2" w:space="0" w:color="BFC7D5"/>
+              <w:bottom w:val="single" w:sz="2" w:space="0" w:color="BFC7D5"/>
+              <w:right w:val="single" w:sz="6" w:space="0" w:color="BFC7D5"/>
+            </w:tcBorders>
+            <w:shd w:fill="1F3A5F" w:val="clear"/>
             <w:vAlign w:val="center"/>
           </w:tcPr>
           <w:p>
             <w:pPr>
               <w:pStyle w:val="TableHeading"/>
-              <w:suppressLineNumbers/>
-              <w:shd w:fill="1F3A5F" w:val="clear"/>
-              <w:bidi w:val="0"/>
-              <w:spacing w:before="0" w:after="283"/>
-              <w:jc w:val="center"/>
-              <w:rPr/>
-            </w:pPr>
-            <w:r>
-              <w:rPr/>
+              <w:bidi w:val="0"/>
+              <w:spacing w:before="0" w:after="283"/>
+              <w:jc w:val="left"/>
+              <w:rPr>
+                <w:color w:val="FFFFFF"/>
+              </w:rPr>
+            </w:pPr>
+            <w:r>
+              <w:rPr>
+                <w:color w:val="FFFFFF"/>
+              </w:rPr>
               <w:t>Result</w:t>
             </w:r>
           </w:p>
         </w:tc>
         <w:tc>
           <w:tcPr>
-            <w:tcW w:w="6900" w:type="dxa"/>
-            <w:tcBorders/>
+            <w:tcW w:w="6553" w:type="dxa"/>
+            <w:tcBorders>
+              <w:top w:val="single" w:sz="6" w:space="0" w:color="BFC7D5"/>
+              <w:left w:val="single" w:sz="2" w:space="0" w:color="BFC7D5"/>
+              <w:bottom w:val="single" w:sz="2" w:space="0" w:color="BFC7D5"/>
+              <w:right w:val="single" w:sz="6" w:space="0" w:color="BFC7D5"/>
+            </w:tcBorders>
+            <w:shd w:fill="1F3A5F" w:val="clear"/>
             <w:vAlign w:val="center"/>
           </w:tcPr>
           <w:p>
             <w:pPr>
               <w:pStyle w:val="TableHeading"/>
-              <w:suppressLineNumbers/>
-              <w:shd w:fill="1F3A5F" w:val="clear"/>
-              <w:bidi w:val="0"/>
-              <w:spacing w:before="0" w:after="283"/>
-              <w:jc w:val="center"/>
-              <w:rPr/>
-            </w:pPr>
-            <w:r>
-              <w:rPr/>
+              <w:bidi w:val="0"/>
+              <w:spacing w:before="0" w:after="283"/>
+              <w:jc w:val="left"/>
+              <w:rPr>
+                <w:color w:val="FFFFFF"/>
+              </w:rPr>
+            </w:pPr>
+            <w:r>
+              <w:rPr>
+                <w:color w:val="FFFFFF"/>
+              </w:rPr>
               <w:t>Evidence</w:t>
             </w:r>
           </w:p>
@@ -4091,8 +4784,12 @@
         <w:trPr/>
         <w:tc>
           <w:tcPr>
-            <w:tcW w:w="1162" w:type="dxa"/>
-            <w:tcBorders/>
+            <w:tcW w:w="1167" w:type="dxa"/>
+            <w:tcBorders>
+              <w:left w:val="single" w:sz="6" w:space="0" w:color="BFC7D5"/>
+              <w:bottom w:val="single" w:sz="2" w:space="0" w:color="BFC7D5"/>
+              <w:right w:val="single" w:sz="6" w:space="0" w:color="BFC7D5"/>
+            </w:tcBorders>
             <w:vAlign w:val="center"/>
           </w:tcPr>
           <w:p>
@@ -4111,8 +4808,12 @@
         </w:tc>
         <w:tc>
           <w:tcPr>
-            <w:tcW w:w="2556" w:type="dxa"/>
-            <w:tcBorders/>
+            <w:tcW w:w="2863" w:type="dxa"/>
+            <w:tcBorders>
+              <w:left w:val="single" w:sz="2" w:space="0" w:color="BFC7D5"/>
+              <w:bottom w:val="single" w:sz="2" w:space="0" w:color="BFC7D5"/>
+              <w:right w:val="single" w:sz="6" w:space="0" w:color="BFC7D5"/>
+            </w:tcBorders>
             <w:vAlign w:val="center"/>
           </w:tcPr>
           <w:p>
@@ -4131,8 +4832,12 @@
         </w:tc>
         <w:tc>
           <w:tcPr>
-            <w:tcW w:w="721" w:type="dxa"/>
-            <w:tcBorders/>
+            <w:tcW w:w="756" w:type="dxa"/>
+            <w:tcBorders>
+              <w:left w:val="single" w:sz="2" w:space="0" w:color="BFC7D5"/>
+              <w:bottom w:val="single" w:sz="2" w:space="0" w:color="BFC7D5"/>
+              <w:right w:val="single" w:sz="6" w:space="0" w:color="BFC7D5"/>
+            </w:tcBorders>
             <w:vAlign w:val="center"/>
           </w:tcPr>
           <w:p>
@@ -4155,8 +4860,12 @@
         </w:tc>
         <w:tc>
           <w:tcPr>
-            <w:tcW w:w="6900" w:type="dxa"/>
-            <w:tcBorders/>
+            <w:tcW w:w="6553" w:type="dxa"/>
+            <w:tcBorders>
+              <w:left w:val="single" w:sz="2" w:space="0" w:color="BFC7D5"/>
+              <w:bottom w:val="single" w:sz="2" w:space="0" w:color="BFC7D5"/>
+              <w:right w:val="single" w:sz="6" w:space="0" w:color="BFC7D5"/>
+            </w:tcBorders>
             <w:vAlign w:val="center"/>
           </w:tcPr>
           <w:p>
@@ -4188,8 +4897,12 @@
         <w:trPr/>
         <w:tc>
           <w:tcPr>
-            <w:tcW w:w="1162" w:type="dxa"/>
-            <w:tcBorders/>
+            <w:tcW w:w="1167" w:type="dxa"/>
+            <w:tcBorders>
+              <w:left w:val="single" w:sz="6" w:space="0" w:color="BFC7D5"/>
+              <w:bottom w:val="single" w:sz="2" w:space="0" w:color="BFC7D5"/>
+              <w:right w:val="single" w:sz="6" w:space="0" w:color="BFC7D5"/>
+            </w:tcBorders>
             <w:vAlign w:val="center"/>
           </w:tcPr>
           <w:p>
@@ -4208,8 +4921,12 @@
         </w:tc>
         <w:tc>
           <w:tcPr>
-            <w:tcW w:w="2556" w:type="dxa"/>
-            <w:tcBorders/>
+            <w:tcW w:w="2863" w:type="dxa"/>
+            <w:tcBorders>
+              <w:left w:val="single" w:sz="2" w:space="0" w:color="BFC7D5"/>
+              <w:bottom w:val="single" w:sz="2" w:space="0" w:color="BFC7D5"/>
+              <w:right w:val="single" w:sz="6" w:space="0" w:color="BFC7D5"/>
+            </w:tcBorders>
             <w:vAlign w:val="center"/>
           </w:tcPr>
           <w:p>
@@ -4228,8 +4945,12 @@
         </w:tc>
         <w:tc>
           <w:tcPr>
-            <w:tcW w:w="721" w:type="dxa"/>
-            <w:tcBorders/>
+            <w:tcW w:w="756" w:type="dxa"/>
+            <w:tcBorders>
+              <w:left w:val="single" w:sz="2" w:space="0" w:color="BFC7D5"/>
+              <w:bottom w:val="single" w:sz="2" w:space="0" w:color="BFC7D5"/>
+              <w:right w:val="single" w:sz="6" w:space="0" w:color="BFC7D5"/>
+            </w:tcBorders>
             <w:vAlign w:val="center"/>
           </w:tcPr>
           <w:p>
@@ -4252,8 +4973,12 @@
         </w:tc>
         <w:tc>
           <w:tcPr>
-            <w:tcW w:w="6900" w:type="dxa"/>
-            <w:tcBorders/>
+            <w:tcW w:w="6553" w:type="dxa"/>
+            <w:tcBorders>
+              <w:left w:val="single" w:sz="2" w:space="0" w:color="BFC7D5"/>
+              <w:bottom w:val="single" w:sz="2" w:space="0" w:color="BFC7D5"/>
+              <w:right w:val="single" w:sz="6" w:space="0" w:color="BFC7D5"/>
+            </w:tcBorders>
             <w:vAlign w:val="center"/>
           </w:tcPr>
           <w:p>
@@ -4275,8 +5000,12 @@
         <w:trPr/>
         <w:tc>
           <w:tcPr>
-            <w:tcW w:w="1162" w:type="dxa"/>
-            <w:tcBorders/>
+            <w:tcW w:w="1167" w:type="dxa"/>
+            <w:tcBorders>
+              <w:left w:val="single" w:sz="6" w:space="0" w:color="BFC7D5"/>
+              <w:bottom w:val="single" w:sz="2" w:space="0" w:color="BFC7D5"/>
+              <w:right w:val="single" w:sz="6" w:space="0" w:color="BFC7D5"/>
+            </w:tcBorders>
             <w:vAlign w:val="center"/>
           </w:tcPr>
           <w:p>
@@ -4295,8 +5024,12 @@
         </w:tc>
         <w:tc>
           <w:tcPr>
-            <w:tcW w:w="2556" w:type="dxa"/>
-            <w:tcBorders/>
+            <w:tcW w:w="2863" w:type="dxa"/>
+            <w:tcBorders>
+              <w:left w:val="single" w:sz="2" w:space="0" w:color="BFC7D5"/>
+              <w:bottom w:val="single" w:sz="2" w:space="0" w:color="BFC7D5"/>
+              <w:right w:val="single" w:sz="6" w:space="0" w:color="BFC7D5"/>
+            </w:tcBorders>
             <w:vAlign w:val="center"/>
           </w:tcPr>
           <w:p>
@@ -4315,8 +5048,12 @@
         </w:tc>
         <w:tc>
           <w:tcPr>
-            <w:tcW w:w="721" w:type="dxa"/>
-            <w:tcBorders/>
+            <w:tcW w:w="756" w:type="dxa"/>
+            <w:tcBorders>
+              <w:left w:val="single" w:sz="2" w:space="0" w:color="BFC7D5"/>
+              <w:bottom w:val="single" w:sz="2" w:space="0" w:color="BFC7D5"/>
+              <w:right w:val="single" w:sz="6" w:space="0" w:color="BFC7D5"/>
+            </w:tcBorders>
             <w:vAlign w:val="center"/>
           </w:tcPr>
           <w:p>
@@ -4339,8 +5076,12 @@
         </w:tc>
         <w:tc>
           <w:tcPr>
-            <w:tcW w:w="6900" w:type="dxa"/>
-            <w:tcBorders/>
+            <w:tcW w:w="6553" w:type="dxa"/>
+            <w:tcBorders>
+              <w:left w:val="single" w:sz="2" w:space="0" w:color="BFC7D5"/>
+              <w:bottom w:val="single" w:sz="2" w:space="0" w:color="BFC7D5"/>
+              <w:right w:val="single" w:sz="6" w:space="0" w:color="BFC7D5"/>
+            </w:tcBorders>
             <w:vAlign w:val="center"/>
           </w:tcPr>
           <w:p>
@@ -4362,8 +5103,12 @@
         <w:trPr/>
         <w:tc>
           <w:tcPr>
-            <w:tcW w:w="1162" w:type="dxa"/>
-            <w:tcBorders/>
+            <w:tcW w:w="1167" w:type="dxa"/>
+            <w:tcBorders>
+              <w:left w:val="single" w:sz="6" w:space="0" w:color="BFC7D5"/>
+              <w:bottom w:val="single" w:sz="2" w:space="0" w:color="BFC7D5"/>
+              <w:right w:val="single" w:sz="6" w:space="0" w:color="BFC7D5"/>
+            </w:tcBorders>
             <w:vAlign w:val="center"/>
           </w:tcPr>
           <w:p>
@@ -4382,8 +5127,12 @@
         </w:tc>
         <w:tc>
           <w:tcPr>
-            <w:tcW w:w="2556" w:type="dxa"/>
-            <w:tcBorders/>
+            <w:tcW w:w="2863" w:type="dxa"/>
+            <w:tcBorders>
+              <w:left w:val="single" w:sz="2" w:space="0" w:color="BFC7D5"/>
+              <w:bottom w:val="single" w:sz="2" w:space="0" w:color="BFC7D5"/>
+              <w:right w:val="single" w:sz="6" w:space="0" w:color="BFC7D5"/>
+            </w:tcBorders>
             <w:vAlign w:val="center"/>
           </w:tcPr>
           <w:p>
@@ -4402,8 +5151,12 @@
         </w:tc>
         <w:tc>
           <w:tcPr>
-            <w:tcW w:w="721" w:type="dxa"/>
-            <w:tcBorders/>
+            <w:tcW w:w="756" w:type="dxa"/>
+            <w:tcBorders>
+              <w:left w:val="single" w:sz="2" w:space="0" w:color="BFC7D5"/>
+              <w:bottom w:val="single" w:sz="2" w:space="0" w:color="BFC7D5"/>
+              <w:right w:val="single" w:sz="6" w:space="0" w:color="BFC7D5"/>
+            </w:tcBorders>
             <w:vAlign w:val="center"/>
           </w:tcPr>
           <w:p>
@@ -4426,8 +5179,12 @@
         </w:tc>
         <w:tc>
           <w:tcPr>
-            <w:tcW w:w="6900" w:type="dxa"/>
-            <w:tcBorders/>
+            <w:tcW w:w="6553" w:type="dxa"/>
+            <w:tcBorders>
+              <w:left w:val="single" w:sz="2" w:space="0" w:color="BFC7D5"/>
+              <w:bottom w:val="single" w:sz="2" w:space="0" w:color="BFC7D5"/>
+              <w:right w:val="single" w:sz="6" w:space="0" w:color="BFC7D5"/>
+            </w:tcBorders>
             <w:vAlign w:val="center"/>
           </w:tcPr>
           <w:p>
@@ -4471,8 +5228,12 @@
         <w:trPr/>
         <w:tc>
           <w:tcPr>
-            <w:tcW w:w="1162" w:type="dxa"/>
-            <w:tcBorders/>
+            <w:tcW w:w="1167" w:type="dxa"/>
+            <w:tcBorders>
+              <w:left w:val="single" w:sz="6" w:space="0" w:color="BFC7D5"/>
+              <w:bottom w:val="single" w:sz="2" w:space="0" w:color="BFC7D5"/>
+              <w:right w:val="single" w:sz="6" w:space="0" w:color="BFC7D5"/>
+            </w:tcBorders>
             <w:vAlign w:val="center"/>
           </w:tcPr>
           <w:p>
@@ -4491,8 +5252,12 @@
         </w:tc>
         <w:tc>
           <w:tcPr>
-            <w:tcW w:w="2556" w:type="dxa"/>
-            <w:tcBorders/>
+            <w:tcW w:w="2863" w:type="dxa"/>
+            <w:tcBorders>
+              <w:left w:val="single" w:sz="2" w:space="0" w:color="BFC7D5"/>
+              <w:bottom w:val="single" w:sz="2" w:space="0" w:color="BFC7D5"/>
+              <w:right w:val="single" w:sz="6" w:space="0" w:color="BFC7D5"/>
+            </w:tcBorders>
             <w:vAlign w:val="center"/>
           </w:tcPr>
           <w:p>
@@ -4511,8 +5276,12 @@
         </w:tc>
         <w:tc>
           <w:tcPr>
-            <w:tcW w:w="721" w:type="dxa"/>
-            <w:tcBorders/>
+            <w:tcW w:w="756" w:type="dxa"/>
+            <w:tcBorders>
+              <w:left w:val="single" w:sz="2" w:space="0" w:color="BFC7D5"/>
+              <w:bottom w:val="single" w:sz="2" w:space="0" w:color="BFC7D5"/>
+              <w:right w:val="single" w:sz="6" w:space="0" w:color="BFC7D5"/>
+            </w:tcBorders>
             <w:vAlign w:val="center"/>
           </w:tcPr>
           <w:p>
@@ -4535,8 +5304,12 @@
         </w:tc>
         <w:tc>
           <w:tcPr>
-            <w:tcW w:w="6900" w:type="dxa"/>
-            <w:tcBorders/>
+            <w:tcW w:w="6553" w:type="dxa"/>
+            <w:tcBorders>
+              <w:left w:val="single" w:sz="2" w:space="0" w:color="BFC7D5"/>
+              <w:bottom w:val="single" w:sz="2" w:space="0" w:color="BFC7D5"/>
+              <w:right w:val="single" w:sz="6" w:space="0" w:color="BFC7D5"/>
+            </w:tcBorders>
             <w:vAlign w:val="center"/>
           </w:tcPr>
           <w:p>
@@ -4578,8 +5351,12 @@
         <w:trPr/>
         <w:tc>
           <w:tcPr>
-            <w:tcW w:w="1162" w:type="dxa"/>
-            <w:tcBorders/>
+            <w:tcW w:w="1167" w:type="dxa"/>
+            <w:tcBorders>
+              <w:left w:val="single" w:sz="6" w:space="0" w:color="BFC7D5"/>
+              <w:bottom w:val="single" w:sz="6" w:space="0" w:color="BFC7D5"/>
+              <w:right w:val="single" w:sz="6" w:space="0" w:color="BFC7D5"/>
+            </w:tcBorders>
             <w:vAlign w:val="center"/>
           </w:tcPr>
           <w:p>
@@ -4598,34 +5375,36 @@
         </w:tc>
         <w:tc>
           <w:tcPr>
-            <w:tcW w:w="2556" w:type="dxa"/>
-            <w:tcBorders/>
-            <w:vAlign w:val="center"/>
-          </w:tcPr>
-          <w:p>
-            <w:pPr>
-              <w:pStyle w:val="TableContents"/>
-              <w:bidi w:val="0"/>
-              <w:spacing w:before="0" w:after="283"/>
-              <w:jc w:val="left"/>
-              <w:rPr/>
-            </w:pPr>
-            <w:r>
-              <w:rPr>
-                <w:rStyle w:val="SourceText"/>
-              </w:rPr>
-              <w:t>________________</w:t>
-            </w:r>
-            <w:r>
-              <w:rPr/>
-              <w:t xml:space="preserve"> / checks run 2026-10-06</w:t>
-            </w:r>
-          </w:p>
-        </w:tc>
-        <w:tc>
-          <w:tcPr>
-            <w:tcW w:w="721" w:type="dxa"/>
-            <w:tcBorders/>
+            <w:tcW w:w="2863" w:type="dxa"/>
+            <w:tcBorders>
+              <w:left w:val="single" w:sz="2" w:space="0" w:color="BFC7D5"/>
+              <w:bottom w:val="single" w:sz="6" w:space="0" w:color="BFC7D5"/>
+              <w:right w:val="single" w:sz="6" w:space="0" w:color="BFC7D5"/>
+            </w:tcBorders>
+            <w:vAlign w:val="center"/>
+          </w:tcPr>
+          <w:p>
+            <w:pPr>
+              <w:pStyle w:val="TableContents"/>
+              <w:bidi w:val="0"/>
+              <w:spacing w:before="0" w:after="283"/>
+              <w:jc w:val="left"/>
+              <w:rPr/>
+            </w:pPr>
+            <w:r>
+              <w:rPr/>
+              <w:t>Richard Watson Stephen Amudha (Lead Engineer) / checks run 2026-10-06</w:t>
+            </w:r>
+          </w:p>
+        </w:tc>
+        <w:tc>
+          <w:tcPr>
+            <w:tcW w:w="756" w:type="dxa"/>
+            <w:tcBorders>
+              <w:left w:val="single" w:sz="2" w:space="0" w:color="BFC7D5"/>
+              <w:bottom w:val="single" w:sz="6" w:space="0" w:color="BFC7D5"/>
+              <w:right w:val="single" w:sz="6" w:space="0" w:color="BFC7D5"/>
+            </w:tcBorders>
             <w:vAlign w:val="center"/>
           </w:tcPr>
           <w:p>
@@ -4649,8 +5428,12 @@
         </w:tc>
         <w:tc>
           <w:tcPr>
-            <w:tcW w:w="6900" w:type="dxa"/>
-            <w:tcBorders/>
+            <w:tcW w:w="6553" w:type="dxa"/>
+            <w:tcBorders>
+              <w:left w:val="single" w:sz="2" w:space="0" w:color="BFC7D5"/>
+              <w:bottom w:val="single" w:sz="6" w:space="0" w:color="BFC7D5"/>
+              <w:right w:val="single" w:sz="6" w:space="0" w:color="BFC7D5"/>
+            </w:tcBorders>
             <w:vAlign w:val="center"/>
           </w:tcPr>
           <w:p>
@@ -4688,20 +5471,20 @@
     </w:p>
     <w:tbl>
       <w:tblPr>
-        <w:tblW w:w="11339" w:type="dxa"/>
+        <w:tblW w:w="5000" w:type="pct"/>
         <w:jc w:val="left"/>
-        <w:tblInd w:w="0" w:type="dxa"/>
+        <w:tblInd w:w="-7" w:type="dxa"/>
         <w:tblLayout w:type="fixed"/>
         <w:tblCellMar>
-          <w:top w:w="28" w:type="dxa"/>
-          <w:left w:w="28" w:type="dxa"/>
-          <w:bottom w:w="28" w:type="dxa"/>
-          <w:right w:w="28" w:type="dxa"/>
+          <w:top w:w="60" w:type="dxa"/>
+          <w:left w:w="60" w:type="dxa"/>
+          <w:bottom w:w="60" w:type="dxa"/>
+          <w:right w:w="60" w:type="dxa"/>
         </w:tblCellMar>
       </w:tblPr>
       <w:tblGrid>
-        <w:gridCol w:w="2311"/>
-        <w:gridCol w:w="9028"/>
+        <w:gridCol w:w="2338"/>
+        <w:gridCol w:w="9001"/>
       </w:tblGrid>
       <w:tr>
         <w:trPr>
@@ -4709,44 +5492,60 @@
         </w:trPr>
         <w:tc>
           <w:tcPr>
-            <w:tcW w:w="2311" w:type="dxa"/>
-            <w:tcBorders/>
+            <w:tcW w:w="2338" w:type="dxa"/>
+            <w:tcBorders>
+              <w:top w:val="single" w:sz="6" w:space="0" w:color="BFC7D5"/>
+              <w:left w:val="single" w:sz="6" w:space="0" w:color="BFC7D5"/>
+              <w:bottom w:val="single" w:sz="2" w:space="0" w:color="BFC7D5"/>
+              <w:right w:val="single" w:sz="6" w:space="0" w:color="BFC7D5"/>
+            </w:tcBorders>
+            <w:shd w:fill="1F3A5F" w:val="clear"/>
             <w:vAlign w:val="center"/>
           </w:tcPr>
           <w:p>
             <w:pPr>
               <w:pStyle w:val="TableHeading"/>
-              <w:suppressLineNumbers/>
-              <w:shd w:fill="1F3A5F" w:val="clear"/>
-              <w:bidi w:val="0"/>
-              <w:spacing w:before="0" w:after="283"/>
-              <w:jc w:val="center"/>
-              <w:rPr/>
-            </w:pPr>
-            <w:r>
-              <w:rPr/>
+              <w:bidi w:val="0"/>
+              <w:spacing w:before="0" w:after="283"/>
+              <w:jc w:val="left"/>
+              <w:rPr>
+                <w:color w:val="FFFFFF"/>
+              </w:rPr>
+            </w:pPr>
+            <w:r>
+              <w:rPr>
+                <w:color w:val="FFFFFF"/>
+              </w:rPr>
               <w:t>Field</w:t>
             </w:r>
           </w:p>
         </w:tc>
         <w:tc>
           <w:tcPr>
-            <w:tcW w:w="9028" w:type="dxa"/>
-            <w:tcBorders/>
+            <w:tcW w:w="9001" w:type="dxa"/>
+            <w:tcBorders>
+              <w:top w:val="single" w:sz="6" w:space="0" w:color="BFC7D5"/>
+              <w:left w:val="single" w:sz="2" w:space="0" w:color="BFC7D5"/>
+              <w:bottom w:val="single" w:sz="2" w:space="0" w:color="BFC7D5"/>
+              <w:right w:val="single" w:sz="6" w:space="0" w:color="BFC7D5"/>
+            </w:tcBorders>
+            <w:shd w:fill="1F3A5F" w:val="clear"/>
             <w:vAlign w:val="center"/>
           </w:tcPr>
           <w:p>
             <w:pPr>
               <w:pStyle w:val="TableHeading"/>
-              <w:suppressLineNumbers/>
-              <w:shd w:fill="1F3A5F" w:val="clear"/>
-              <w:bidi w:val="0"/>
-              <w:spacing w:before="0" w:after="283"/>
-              <w:jc w:val="center"/>
-              <w:rPr/>
-            </w:pPr>
-            <w:r>
-              <w:rPr/>
+              <w:bidi w:val="0"/>
+              <w:spacing w:before="0" w:after="283"/>
+              <w:jc w:val="left"/>
+              <w:rPr>
+                <w:color w:val="FFFFFF"/>
+              </w:rPr>
+            </w:pPr>
+            <w:r>
+              <w:rPr>
+                <w:color w:val="FFFFFF"/>
+              </w:rPr>
               <w:t>Entry</w:t>
             </w:r>
           </w:p>
@@ -4756,8 +5555,12 @@
         <w:trPr/>
         <w:tc>
           <w:tcPr>
-            <w:tcW w:w="2311" w:type="dxa"/>
-            <w:tcBorders/>
+            <w:tcW w:w="2338" w:type="dxa"/>
+            <w:tcBorders>
+              <w:left w:val="single" w:sz="6" w:space="0" w:color="BFC7D5"/>
+              <w:bottom w:val="single" w:sz="2" w:space="0" w:color="BFC7D5"/>
+              <w:right w:val="single" w:sz="6" w:space="0" w:color="BFC7D5"/>
+            </w:tcBorders>
             <w:vAlign w:val="center"/>
           </w:tcPr>
           <w:p>
@@ -4776,8 +5579,12 @@
         </w:tc>
         <w:tc>
           <w:tcPr>
-            <w:tcW w:w="9028" w:type="dxa"/>
-            <w:tcBorders/>
+            <w:tcW w:w="9001" w:type="dxa"/>
+            <w:tcBorders>
+              <w:left w:val="single" w:sz="2" w:space="0" w:color="BFC7D5"/>
+              <w:bottom w:val="single" w:sz="2" w:space="0" w:color="BFC7D5"/>
+              <w:right w:val="single" w:sz="6" w:space="0" w:color="BFC7D5"/>
+            </w:tcBorders>
             <w:vAlign w:val="center"/>
           </w:tcPr>
           <w:p>
@@ -4825,8 +5632,12 @@
         <w:trPr/>
         <w:tc>
           <w:tcPr>
-            <w:tcW w:w="2311" w:type="dxa"/>
-            <w:tcBorders/>
+            <w:tcW w:w="2338" w:type="dxa"/>
+            <w:tcBorders>
+              <w:left w:val="single" w:sz="6" w:space="0" w:color="BFC7D5"/>
+              <w:bottom w:val="single" w:sz="2" w:space="0" w:color="BFC7D5"/>
+              <w:right w:val="single" w:sz="6" w:space="0" w:color="BFC7D5"/>
+            </w:tcBorders>
             <w:vAlign w:val="center"/>
           </w:tcPr>
           <w:p>
@@ -4845,8 +5656,12 @@
         </w:tc>
         <w:tc>
           <w:tcPr>
-            <w:tcW w:w="9028" w:type="dxa"/>
-            <w:tcBorders/>
+            <w:tcW w:w="9001" w:type="dxa"/>
+            <w:tcBorders>
+              <w:left w:val="single" w:sz="2" w:space="0" w:color="BFC7D5"/>
+              <w:bottom w:val="single" w:sz="2" w:space="0" w:color="BFC7D5"/>
+              <w:right w:val="single" w:sz="6" w:space="0" w:color="BFC7D5"/>
+            </w:tcBorders>
             <w:vAlign w:val="center"/>
           </w:tcPr>
           <w:p>
@@ -4904,8 +5719,12 @@
         <w:trPr/>
         <w:tc>
           <w:tcPr>
-            <w:tcW w:w="2311" w:type="dxa"/>
-            <w:tcBorders/>
+            <w:tcW w:w="2338" w:type="dxa"/>
+            <w:tcBorders>
+              <w:left w:val="single" w:sz="6" w:space="0" w:color="BFC7D5"/>
+              <w:bottom w:val="single" w:sz="2" w:space="0" w:color="BFC7D5"/>
+              <w:right w:val="single" w:sz="6" w:space="0" w:color="BFC7D5"/>
+            </w:tcBorders>
             <w:vAlign w:val="center"/>
           </w:tcPr>
           <w:p>
@@ -4924,8 +5743,12 @@
         </w:tc>
         <w:tc>
           <w:tcPr>
-            <w:tcW w:w="9028" w:type="dxa"/>
-            <w:tcBorders/>
+            <w:tcW w:w="9001" w:type="dxa"/>
+            <w:tcBorders>
+              <w:left w:val="single" w:sz="2" w:space="0" w:color="BFC7D5"/>
+              <w:bottom w:val="single" w:sz="2" w:space="0" w:color="BFC7D5"/>
+              <w:right w:val="single" w:sz="6" w:space="0" w:color="BFC7D5"/>
+            </w:tcBorders>
             <w:vAlign w:val="center"/>
           </w:tcPr>
           <w:p>
@@ -4947,8 +5770,12 @@
         <w:trPr/>
         <w:tc>
           <w:tcPr>
-            <w:tcW w:w="2311" w:type="dxa"/>
-            <w:tcBorders/>
+            <w:tcW w:w="2338" w:type="dxa"/>
+            <w:tcBorders>
+              <w:left w:val="single" w:sz="6" w:space="0" w:color="BFC7D5"/>
+              <w:bottom w:val="single" w:sz="2" w:space="0" w:color="BFC7D5"/>
+              <w:right w:val="single" w:sz="6" w:space="0" w:color="BFC7D5"/>
+            </w:tcBorders>
             <w:vAlign w:val="center"/>
           </w:tcPr>
           <w:p>
@@ -4967,8 +5794,12 @@
         </w:tc>
         <w:tc>
           <w:tcPr>
-            <w:tcW w:w="9028" w:type="dxa"/>
-            <w:tcBorders/>
+            <w:tcW w:w="9001" w:type="dxa"/>
+            <w:tcBorders>
+              <w:left w:val="single" w:sz="2" w:space="0" w:color="BFC7D5"/>
+              <w:bottom w:val="single" w:sz="2" w:space="0" w:color="BFC7D5"/>
+              <w:right w:val="single" w:sz="6" w:space="0" w:color="BFC7D5"/>
+            </w:tcBorders>
             <w:vAlign w:val="center"/>
           </w:tcPr>
           <w:p>
@@ -4990,8 +5821,12 @@
         <w:trPr/>
         <w:tc>
           <w:tcPr>
-            <w:tcW w:w="2311" w:type="dxa"/>
-            <w:tcBorders/>
+            <w:tcW w:w="2338" w:type="dxa"/>
+            <w:tcBorders>
+              <w:left w:val="single" w:sz="6" w:space="0" w:color="BFC7D5"/>
+              <w:bottom w:val="single" w:sz="6" w:space="0" w:color="BFC7D5"/>
+              <w:right w:val="single" w:sz="6" w:space="0" w:color="BFC7D5"/>
+            </w:tcBorders>
             <w:vAlign w:val="center"/>
           </w:tcPr>
           <w:p>
@@ -5010,8 +5845,12 @@
         </w:tc>
         <w:tc>
           <w:tcPr>
-            <w:tcW w:w="9028" w:type="dxa"/>
-            <w:tcBorders/>
+            <w:tcW w:w="9001" w:type="dxa"/>
+            <w:tcBorders>
+              <w:left w:val="single" w:sz="2" w:space="0" w:color="BFC7D5"/>
+              <w:bottom w:val="single" w:sz="6" w:space="0" w:color="BFC7D5"/>
+              <w:right w:val="single" w:sz="6" w:space="0" w:color="BFC7D5"/>
+            </w:tcBorders>
             <w:vAlign w:val="center"/>
           </w:tcPr>
           <w:p>
